--- a/courts/military/navy-marine-corps-court-of-criminal-appeals/answering-brief/usage/OUTPUT-answering-brief.docx
+++ b/courts/military/navy-marine-corps-court-of-criminal-appeals/answering-brief/usage/OUTPUT-answering-brief.docx
@@ -30,11 +30,20 @@
     </w:p>
     <w:p>
       <w:pPr>
-        <w:spacing w:before="336" w:after="0" w:line="336" w:lineRule="exact"/>
+        <w:spacing w:before="336" w:after="504" w:line="336" w:lineRule="exact"/>
         <w:jc w:val="center"/>
       </w:pPr>
       <w:r>
-        <w:t xml:space="preserve">Before Panel [No.]</w:t>
+        <w:t xml:space="preserve">Before </w:t>
+      </w:r>
+      <w:r>
+        <w:t xml:space="preserve">Panel</w:t>
+      </w:r>
+      <w:r>
+        <w:t xml:space="preserve"> </w:t>
+      </w:r>
+      <w:r>
+        <w:t xml:space="preserve">[No.]</w:t>
       </w:r>
     </w:p>
     <w:tbl>
@@ -70,12 +79,18 @@
               <w:spacing w:before="0" w:after="0" w:line="336" w:lineRule="exact"/>
             </w:pPr>
             <w:r>
-              <w:t xml:space="preserve">UNITED STATES</w:t>
+              <w:t xml:space="preserve">UNITED</w:t>
+            </w:r>
+            <w:r>
+              <w:t xml:space="preserve"> </w:t>
+            </w:r>
+            <w:r>
+              <w:t xml:space="preserve">STATES</w:t>
             </w:r>
           </w:p>
           <w:p>
             <w:pPr>
-              <w:spacing w:before="252" w:after="0" w:line="336" w:lineRule="exact"/>
+              <w:spacing w:before="336" w:after="0" w:line="336" w:lineRule="exact"/>
               <w:jc w:val="center"/>
             </w:pPr>
             <w:r>
@@ -84,7 +99,7 @@
           </w:p>
           <w:p>
             <w:pPr>
-              <w:spacing w:before="252" w:after="0" w:line="336" w:lineRule="exact"/>
+              <w:spacing w:before="336" w:after="0" w:line="336" w:lineRule="exact"/>
             </w:pPr>
             <w:r>
               <w:t xml:space="preserve">v.</w:t>
@@ -92,10 +107,16 @@
           </w:p>
           <w:p>
             <w:pPr>
-              <w:spacing w:before="252" w:after="0" w:line="336" w:lineRule="exact"/>
+              <w:spacing w:before="336" w:after="0" w:line="336" w:lineRule="exact"/>
             </w:pPr>
             <w:r>
-              <w:t xml:space="preserve">[Appellant Name]</w:t>
+              <w:t xml:space="preserve">[Appellant</w:t>
+            </w:r>
+            <w:r>
+              <w:t xml:space="preserve"> </w:t>
+            </w:r>
+            <w:r>
+              <w:t xml:space="preserve">Name]</w:t>
             </w:r>
           </w:p>
           <w:p>
@@ -107,7 +128,35 @@
                 <w:i/>
                 <w:iCs/>
               </w:rPr>
-              <w:t xml:space="preserve">[Rank] ([Pay grade])</w:t>
+              <w:t xml:space="preserve">[Rank]</w:t>
+            </w:r>
+            <w:r>
+              <w:rPr>
+                <w:i/>
+                <w:iCs/>
+              </w:rPr>
+              <w:t xml:space="preserve"> </w:t>
+            </w:r>
+            <w:r>
+              <w:rPr>
+                <w:i/>
+                <w:iCs/>
+              </w:rPr>
+              <w:t xml:space="preserve">([Pay</w:t>
+            </w:r>
+            <w:r>
+              <w:rPr>
+                <w:i/>
+                <w:iCs/>
+              </w:rPr>
+              <w:t xml:space="preserve"> </w:t>
+            </w:r>
+            <w:r>
+              <w:rPr>
+                <w:i/>
+                <w:iCs/>
+              </w:rPr>
+              <w:t xml:space="preserve">grade])</w:t>
             </w:r>
           </w:p>
           <w:p>
@@ -119,12 +168,26 @@
                 <w:i/>
                 <w:iCs/>
               </w:rPr>
-              <w:t xml:space="preserve">U.S. [Service]</w:t>
+              <w:t xml:space="preserve">U.S.</w:t>
+            </w:r>
+            <w:r>
+              <w:rPr>
+                <w:i/>
+                <w:iCs/>
+              </w:rPr>
+              <w:t xml:space="preserve"> </w:t>
+            </w:r>
+            <w:r>
+              <w:rPr>
+                <w:i/>
+                <w:iCs/>
+              </w:rPr>
+              <w:t xml:space="preserve">[Service]</w:t>
             </w:r>
           </w:p>
           <w:p>
             <w:pPr>
-              <w:spacing w:before="252" w:after="0" w:line="336" w:lineRule="exact"/>
+              <w:spacing w:before="336" w:after="0" w:line="336" w:lineRule="exact"/>
               <w:jc w:val="center"/>
             </w:pPr>
             <w:r>
@@ -151,19 +214,144 @@
               <w:spacing w:before="0" w:after="0" w:line="336" w:lineRule="exact"/>
             </w:pPr>
             <w:r>
-              <w:t xml:space="preserve">NMCCA No. [NMCCA No. to be inserted]</w:t>
+              <w:t xml:space="preserve">NMCCA No. </w:t>
+            </w:r>
+            <w:r>
+              <w:t xml:space="preserve">[NMCCA</w:t>
+            </w:r>
+            <w:r>
+              <w:t xml:space="preserve"> </w:t>
+            </w:r>
+            <w:r>
+              <w:t xml:space="preserve">No.</w:t>
+            </w:r>
+            <w:r>
+              <w:t xml:space="preserve"> </w:t>
+            </w:r>
+            <w:r>
+              <w:t xml:space="preserve">to</w:t>
+            </w:r>
+            <w:r>
+              <w:t xml:space="preserve"> </w:t>
+            </w:r>
+            <w:r>
+              <w:t xml:space="preserve">be</w:t>
+            </w:r>
+            <w:r>
+              <w:t xml:space="preserve"> </w:t>
+            </w:r>
+            <w:r>
+              <w:t xml:space="preserve">inserted]</w:t>
             </w:r>
           </w:p>
           <w:p>
             <w:pPr>
-              <w:spacing w:before="252" w:after="0" w:line="336" w:lineRule="exact"/>
+              <w:spacing w:before="336" w:after="0" w:line="336" w:lineRule="exact"/>
             </w:pPr>
             <w:r>
               <w:rPr>
                 <w:b/>
                 <w:bCs/>
               </w:rPr>
-              <w:t xml:space="preserve">ANSWER TO APPELLANT’S BRIEF AND ASSIGNMENTS OF ERROR</w:t>
+              <w:t xml:space="preserve">ANSWER</w:t>
+            </w:r>
+            <w:r>
+              <w:rPr>
+                <w:b/>
+                <w:bCs/>
+              </w:rPr>
+              <w:t xml:space="preserve"> </w:t>
+            </w:r>
+            <w:r>
+              <w:rPr>
+                <w:b/>
+                <w:bCs/>
+              </w:rPr>
+              <w:t xml:space="preserve">TO</w:t>
+            </w:r>
+            <w:r>
+              <w:rPr>
+                <w:b/>
+                <w:bCs/>
+              </w:rPr>
+              <w:t xml:space="preserve"> </w:t>
+            </w:r>
+            <w:r>
+              <w:rPr>
+                <w:b/>
+                <w:bCs/>
+              </w:rPr>
+              <w:t xml:space="preserve">APPELLANT’S</w:t>
+            </w:r>
+            <w:r>
+              <w:rPr>
+                <w:b/>
+                <w:bCs/>
+              </w:rPr>
+              <w:t xml:space="preserve"> </w:t>
+            </w:r>
+            <w:r>
+              <w:rPr>
+                <w:b/>
+                <w:bCs/>
+              </w:rPr>
+              <w:t xml:space="preserve">BRIEF</w:t>
+            </w:r>
+            <w:r>
+              <w:rPr>
+                <w:b/>
+                <w:bCs/>
+              </w:rPr>
+              <w:t xml:space="preserve"> </w:t>
+            </w:r>
+            <w:r>
+              <w:rPr>
+                <w:b/>
+                <w:bCs/>
+              </w:rPr>
+              <w:t xml:space="preserve">AND</w:t>
+            </w:r>
+            <w:r>
+              <w:rPr>
+                <w:b/>
+                <w:bCs/>
+              </w:rPr>
+              <w:t xml:space="preserve"> </w:t>
+            </w:r>
+            <w:r>
+              <w:rPr>
+                <w:b/>
+                <w:bCs/>
+              </w:rPr>
+              <w:t xml:space="preserve">ASSIGNMENTS</w:t>
+            </w:r>
+            <w:r>
+              <w:rPr>
+                <w:b/>
+                <w:bCs/>
+              </w:rPr>
+              <w:t xml:space="preserve"> </w:t>
+            </w:r>
+            <w:r>
+              <w:rPr>
+                <w:b/>
+                <w:bCs/>
+              </w:rPr>
+              <w:t xml:space="preserve">OF</w:t>
+            </w:r>
+            <w:r>
+              <w:rPr>
+                <w:b/>
+                <w:bCs/>
+              </w:rPr>
+              <w:t xml:space="preserve"> </w:t>
+            </w:r>
+            <w:r>
+              <w:rPr>
+                <w:b/>
+                <w:bCs/>
+              </w:rPr>
+              <w:t xml:space="preserve">ERROR</w:t>
             </w:r>
           </w:p>
         </w:tc>
@@ -200,66 +388,254 @@
         <w:spacing w:before="336" w:after="0" w:line="336" w:lineRule="exact"/>
       </w:pPr>
       <w:r>
-        <w:t xml:space="preserve">Tried at [Installation], [Location], by [general / special] court-martial convened by [convening authority], on [dates].</w:t>
-      </w:r>
-    </w:p>
-    <w:p>
-      <w:pPr>
-        <w:framePr w:w="5040" w:h="2352" w:hRule="exact" w:hSpace="0" w:wrap="around" w:vAnchor="page" w:hAnchor="page" w:x="5760" w:y="10608"/>
+        <w:t xml:space="preserve">Tried</w:t>
+      </w:r>
+      <w:r>
+        <w:t xml:space="preserve"> </w:t>
+      </w:r>
+      <w:r>
+        <w:t xml:space="preserve">at</w:t>
+      </w:r>
+      <w:r>
+        <w:t xml:space="preserve"> </w:t>
+      </w:r>
+      <w:r>
+        <w:t xml:space="preserve">[Installation],</w:t>
+      </w:r>
+      <w:r>
+        <w:t xml:space="preserve"> </w:t>
+      </w:r>
+      <w:r>
+        <w:t xml:space="preserve">[Location],</w:t>
+      </w:r>
+      <w:r>
+        <w:t xml:space="preserve"> </w:t>
+      </w:r>
+      <w:r>
+        <w:t xml:space="preserve">by</w:t>
+      </w:r>
+      <w:r>
+        <w:t xml:space="preserve"> </w:t>
+      </w:r>
+      <w:r>
+        <w:t xml:space="preserve">[general</w:t>
+      </w:r>
+      <w:r>
+        <w:t xml:space="preserve"> </w:t>
+      </w:r>
+      <w:r>
+        <w:t xml:space="preserve">/</w:t>
+      </w:r>
+      <w:r>
+        <w:t xml:space="preserve"> </w:t>
+      </w:r>
+      <w:r>
+        <w:t xml:space="preserve">special]</w:t>
+      </w:r>
+      <w:r>
+        <w:t xml:space="preserve"> </w:t>
+      </w:r>
+      <w:r>
+        <w:t xml:space="preserve">court-martial</w:t>
+      </w:r>
+      <w:r>
+        <w:t xml:space="preserve"> </w:t>
+      </w:r>
+      <w:r>
+        <w:t xml:space="preserve">convened</w:t>
+      </w:r>
+      <w:r>
+        <w:t xml:space="preserve"> </w:t>
+      </w:r>
+      <w:r>
+        <w:t xml:space="preserve">by</w:t>
+      </w:r>
+      <w:r>
+        <w:t xml:space="preserve"> </w:t>
+      </w:r>
+      <w:r>
+        <w:t xml:space="preserve">[convening</w:t>
+      </w:r>
+      <w:r>
+        <w:t xml:space="preserve"> </w:t>
+      </w:r>
+      <w:r>
+        <w:t xml:space="preserve">authority],</w:t>
+      </w:r>
+      <w:r>
+        <w:t xml:space="preserve"> </w:t>
+      </w:r>
+      <w:r>
+        <w:t xml:space="preserve">on</w:t>
+      </w:r>
+      <w:r>
+        <w:t xml:space="preserve"> </w:t>
+      </w:r>
+      <w:r>
+        <w:t xml:space="preserve">[dates].</w:t>
+      </w:r>
+    </w:p>
+    <w:p>
+      <w:pPr>
+        <w:framePr w:w="5040" w:hSpace="0" w:wrap="around" w:vAnchor="margin" w:hAnchor="page" w:x="5760" w:yAlign="bottom"/>
         <w:spacing w:before="0" w:after="0" w:line="336" w:lineRule="exact"/>
       </w:pPr>
       <w:r>
-        <w:t xml:space="preserve">[Counsel Name]</w:t>
-      </w:r>
-    </w:p>
-    <w:p>
-      <w:pPr>
-        <w:framePr w:w="5040" w:h="2352" w:hRule="exact" w:hSpace="0" w:wrap="around" w:vAnchor="page" w:hAnchor="page" w:x="5760" w:y="10608"/>
+        <w:t xml:space="preserve">[Counsel</w:t>
+      </w:r>
+      <w:r>
+        <w:t xml:space="preserve"> </w:t>
+      </w:r>
+      <w:r>
+        <w:t xml:space="preserve">Name]</w:t>
+      </w:r>
+    </w:p>
+    <w:p>
+      <w:pPr>
+        <w:framePr w:w="5040" w:hSpace="0" w:wrap="around" w:vAnchor="margin" w:hAnchor="page" w:x="5760" w:yAlign="bottom"/>
         <w:spacing w:before="0" w:after="0" w:line="336" w:lineRule="exact"/>
       </w:pPr>
       <w:r>
-        <w:t xml:space="preserve">[Rank], JAGC, [Service]</w:t>
-      </w:r>
-    </w:p>
-    <w:p>
-      <w:pPr>
-        <w:framePr w:w="5040" w:h="2352" w:hRule="exact" w:hSpace="0" w:wrap="around" w:vAnchor="page" w:hAnchor="page" w:x="5760" w:y="10608"/>
+        <w:t xml:space="preserve">[Rank],</w:t>
+      </w:r>
+      <w:r>
+        <w:t xml:space="preserve"> </w:t>
+      </w:r>
+      <w:r>
+        <w:t xml:space="preserve">JAGC,</w:t>
+      </w:r>
+      <w:r>
+        <w:t xml:space="preserve"> </w:t>
+      </w:r>
+      <w:r>
+        <w:t xml:space="preserve">[Service]</w:t>
+      </w:r>
+    </w:p>
+    <w:p>
+      <w:pPr>
+        <w:framePr w:w="5040" w:hSpace="0" w:wrap="around" w:vAnchor="margin" w:hAnchor="page" w:x="5760" w:yAlign="bottom"/>
         <w:spacing w:before="0" w:after="0" w:line="336" w:lineRule="exact"/>
       </w:pPr>
       <w:r>
-        <w:t xml:space="preserve">Appellate Government Counsel</w:t>
-      </w:r>
-    </w:p>
-    <w:p>
-      <w:pPr>
-        <w:framePr w:w="5040" w:h="2352" w:hRule="exact" w:hSpace="0" w:wrap="around" w:vAnchor="page" w:hAnchor="page" w:x="5760" w:y="10608"/>
+        <w:t xml:space="preserve">Appellate</w:t>
+      </w:r>
+      <w:r>
+        <w:t xml:space="preserve"> </w:t>
+      </w:r>
+      <w:r>
+        <w:t xml:space="preserve">Government</w:t>
+      </w:r>
+      <w:r>
+        <w:t xml:space="preserve"> </w:t>
+      </w:r>
+      <w:r>
+        <w:t xml:space="preserve">Counsel</w:t>
+      </w:r>
+    </w:p>
+    <w:p>
+      <w:pPr>
+        <w:framePr w:w="5040" w:hSpace="0" w:wrap="around" w:vAnchor="margin" w:hAnchor="page" w:x="5760" w:yAlign="bottom"/>
         <w:spacing w:before="0" w:after="0" w:line="336" w:lineRule="exact"/>
       </w:pPr>
       <w:r>
-        <w:t xml:space="preserve">Navy-Marine Corps Appellate Review Activity</w:t>
-      </w:r>
-    </w:p>
-    <w:p>
-      <w:pPr>
-        <w:framePr w:w="5040" w:h="2352" w:hRule="exact" w:hSpace="0" w:wrap="around" w:vAnchor="page" w:hAnchor="page" w:x="5760" w:y="10608"/>
+        <w:t xml:space="preserve">Navy-Marine</w:t>
+      </w:r>
+      <w:r>
+        <w:t xml:space="preserve"> </w:t>
+      </w:r>
+      <w:r>
+        <w:t xml:space="preserve">Corps</w:t>
+      </w:r>
+      <w:r>
+        <w:t xml:space="preserve"> </w:t>
+      </w:r>
+      <w:r>
+        <w:t xml:space="preserve">Appellate</w:t>
+      </w:r>
+      <w:r>
+        <w:t xml:space="preserve"> </w:t>
+      </w:r>
+      <w:r>
+        <w:t xml:space="preserve">Review</w:t>
+      </w:r>
+      <w:r>
+        <w:t xml:space="preserve"> </w:t>
+      </w:r>
+      <w:r>
+        <w:t xml:space="preserve">Activity</w:t>
+      </w:r>
+    </w:p>
+    <w:p>
+      <w:pPr>
+        <w:framePr w:w="5040" w:hSpace="0" w:wrap="around" w:vAnchor="margin" w:hAnchor="page" w:x="5760" w:yAlign="bottom"/>
         <w:spacing w:before="0" w:after="0" w:line="336" w:lineRule="exact"/>
       </w:pPr>
       <w:r>
-        <w:t xml:space="preserve">1254 Charles Morris Street SE, Suite 100</w:t>
-      </w:r>
-    </w:p>
-    <w:p>
-      <w:pPr>
-        <w:framePr w:w="5040" w:h="2352" w:hRule="exact" w:hSpace="0" w:wrap="around" w:vAnchor="page" w:hAnchor="page" w:x="5760" w:y="10608"/>
+        <w:t xml:space="preserve">1254</w:t>
+      </w:r>
+      <w:r>
+        <w:t xml:space="preserve"> </w:t>
+      </w:r>
+      <w:r>
+        <w:t xml:space="preserve">Charles</w:t>
+      </w:r>
+      <w:r>
+        <w:t xml:space="preserve"> </w:t>
+      </w:r>
+      <w:r>
+        <w:t xml:space="preserve">Morris</w:t>
+      </w:r>
+      <w:r>
+        <w:t xml:space="preserve"> </w:t>
+      </w:r>
+      <w:r>
+        <w:t xml:space="preserve">Street</w:t>
+      </w:r>
+      <w:r>
+        <w:t xml:space="preserve"> </w:t>
+      </w:r>
+      <w:r>
+        <w:t xml:space="preserve">SE,</w:t>
+      </w:r>
+      <w:r>
+        <w:t xml:space="preserve"> </w:t>
+      </w:r>
+      <w:r>
+        <w:t xml:space="preserve">Suite</w:t>
+      </w:r>
+      <w:r>
+        <w:t xml:space="preserve"> </w:t>
+      </w:r>
+      <w:r>
+        <w:t xml:space="preserve">100</w:t>
+      </w:r>
+    </w:p>
+    <w:p>
+      <w:pPr>
+        <w:framePr w:w="5040" w:hSpace="0" w:wrap="around" w:vAnchor="margin" w:hAnchor="page" w:x="5760" w:yAlign="bottom"/>
         <w:spacing w:before="0" w:after="0" w:line="336" w:lineRule="exact"/>
       </w:pPr>
       <w:r>
-        <w:t xml:space="preserve">Washington, D.C. 20374-5124</w:t>
-      </w:r>
-    </w:p>
-    <w:p>
-      <w:pPr>
-        <w:framePr w:w="5040" w:h="2352" w:hRule="exact" w:hSpace="0" w:wrap="around" w:vAnchor="page" w:hAnchor="page" w:x="5760" w:y="10608"/>
+        <w:t xml:space="preserve">Washington,</w:t>
+      </w:r>
+      <w:r>
+        <w:t xml:space="preserve"> </w:t>
+      </w:r>
+      <w:r>
+        <w:t xml:space="preserve">D.C.</w:t>
+      </w:r>
+      <w:r>
+        <w:t xml:space="preserve"> </w:t>
+      </w:r>
+      <w:r>
+        <w:t xml:space="preserve">20374</w:t>
+        <w:noBreakHyphen/>
+        <w:t xml:space="preserve">5124</w:t>
+      </w:r>
+    </w:p>
+    <w:p>
+      <w:pPr>
+        <w:framePr w:w="5040" w:hSpace="0" w:wrap="around" w:vAnchor="margin" w:hAnchor="page" w:x="5760" w:yAlign="bottom"/>
         <w:spacing w:before="0" w:after="0" w:line="336" w:lineRule="exact"/>
       </w:pPr>
       <w:r>
@@ -270,15 +646,11 @@
       <w:pPr>
         <w:spacing w:before="0" w:after="0" w:line="20" w:lineRule="exact"/>
         <w:sectPr>
+          <w:footerReference w:type="default" r:id="rIdFtrNone"/>
           <w:pgSz w:w="12240" w:h="15840"/>
-          <w:pgMar w:top="1440" w:right="1440" w:bottom="2880" w:left="1440" w:header="720" w:footer="720" w:gutter="0"/>
+          <w:pgMar w:top="1440" w:right="1440" w:bottom="2880" w:left="1440" w:header="720" w:footer="727" w:gutter="0"/>
         </w:sectPr>
       </w:pPr>
-      <w:r>
-        <w:rPr>
-          <w:sz w:val="2"/>
-        </w:rPr>
-      </w:r>
     </w:p>
     <w:p>
       <w:pPr>
@@ -295,14 +667,33 @@
     </w:p>
     <w:p>
       <w:pPr>
+        <w:keepLines/>
         <w:tabs>
           <w:tab w:val="right" w:leader="dot" w:pos="9360"/>
         </w:tabs>
-        <w:spacing w:before="336" w:after="168" w:line="336" w:lineRule="exact"/>
-        <w:ind w:left="0"/>
-      </w:pPr>
-      <w:r>
-        <w:t xml:space="preserve">Assignments of Error</w:t>
+        <w:spacing w:before="336" w:after="0" w:line="336" w:lineRule="exact"/>
+        <w:ind w:left="0" w:right="720"/>
+      </w:pPr>
+      <w:r>
+        <w:t xml:space="preserve">Assignments</w:t>
+      </w:r>
+      <w:r>
+        <w:t xml:space="preserve"> </w:t>
+      </w:r>
+      <w:r>
+        <w:t xml:space="preserve">of</w:t>
+      </w:r>
+      <w:r>
+        <w:t xml:space="preserve"> </w:t>
+      </w:r>
+      <w:r>
+        <w:t xml:space="preserve">Error</w:t>
+      </w:r>
+      <w:r>
+        <w:rPr>
+          <w:spacing w:val="154"/>
+        </w:rPr>
+        <w:t xml:space="preserve"> </w:t>
       </w:r>
       <w:r>
         <w:tab/>
@@ -313,14 +704,39 @@
     </w:p>
     <w:p>
       <w:pPr>
+        <w:keepLines/>
         <w:tabs>
           <w:tab w:val="right" w:leader="dot" w:pos="9360"/>
         </w:tabs>
-        <w:spacing w:before="0" w:after="168" w:line="336" w:lineRule="exact"/>
-        <w:ind w:left="0"/>
-      </w:pPr>
-      <w:r>
-        <w:t xml:space="preserve">Statement of Statutory Jurisdiction</w:t>
+        <w:spacing w:before="168" w:after="0" w:line="336" w:lineRule="exact"/>
+        <w:ind w:left="0" w:right="720"/>
+      </w:pPr>
+      <w:r>
+        <w:t xml:space="preserve">Statement</w:t>
+      </w:r>
+      <w:r>
+        <w:t xml:space="preserve"> </w:t>
+      </w:r>
+      <w:r>
+        <w:t xml:space="preserve">of</w:t>
+      </w:r>
+      <w:r>
+        <w:t xml:space="preserve"> </w:t>
+      </w:r>
+      <w:r>
+        <w:t xml:space="preserve">Statutory</w:t>
+      </w:r>
+      <w:r>
+        <w:t xml:space="preserve"> </w:t>
+      </w:r>
+      <w:r>
+        <w:t xml:space="preserve">Jurisdiction</w:t>
+      </w:r>
+      <w:r>
+        <w:rPr>
+          <w:spacing w:val="154"/>
+        </w:rPr>
+        <w:t xml:space="preserve"> </w:t>
       </w:r>
       <w:r>
         <w:tab/>
@@ -331,14 +747,39 @@
     </w:p>
     <w:p>
       <w:pPr>
+        <w:keepLines/>
         <w:tabs>
           <w:tab w:val="right" w:leader="dot" w:pos="9360"/>
         </w:tabs>
-        <w:spacing w:before="0" w:after="168" w:line="336" w:lineRule="exact"/>
-        <w:ind w:left="0"/>
-      </w:pPr>
-      <w:r>
-        <w:t xml:space="preserve">Statement of the Case</w:t>
+        <w:spacing w:before="168" w:after="0" w:line="336" w:lineRule="exact"/>
+        <w:ind w:left="0" w:right="720"/>
+      </w:pPr>
+      <w:r>
+        <w:t xml:space="preserve">Statement</w:t>
+      </w:r>
+      <w:r>
+        <w:t xml:space="preserve"> </w:t>
+      </w:r>
+      <w:r>
+        <w:t xml:space="preserve">of</w:t>
+      </w:r>
+      <w:r>
+        <w:t xml:space="preserve"> </w:t>
+      </w:r>
+      <w:r>
+        <w:t xml:space="preserve">the</w:t>
+      </w:r>
+      <w:r>
+        <w:t xml:space="preserve"> </w:t>
+      </w:r>
+      <w:r>
+        <w:t xml:space="preserve">Case</w:t>
+      </w:r>
+      <w:r>
+        <w:rPr>
+          <w:spacing w:val="154"/>
+        </w:rPr>
+        <w:t xml:space="preserve"> </w:t>
       </w:r>
       <w:r>
         <w:tab/>
@@ -349,14 +790,33 @@
     </w:p>
     <w:p>
       <w:pPr>
+        <w:keepLines/>
         <w:tabs>
           <w:tab w:val="right" w:leader="dot" w:pos="9360"/>
         </w:tabs>
-        <w:spacing w:before="0" w:after="168" w:line="336" w:lineRule="exact"/>
-        <w:ind w:left="0"/>
-      </w:pPr>
-      <w:r>
-        <w:t xml:space="preserve">Statement of Facts</w:t>
+        <w:spacing w:before="168" w:after="0" w:line="336" w:lineRule="exact"/>
+        <w:ind w:left="0" w:right="720"/>
+      </w:pPr>
+      <w:r>
+        <w:t xml:space="preserve">Statement</w:t>
+      </w:r>
+      <w:r>
+        <w:t xml:space="preserve"> </w:t>
+      </w:r>
+      <w:r>
+        <w:t xml:space="preserve">of</w:t>
+      </w:r>
+      <w:r>
+        <w:t xml:space="preserve"> </w:t>
+      </w:r>
+      <w:r>
+        <w:t xml:space="preserve">Facts</w:t>
+      </w:r>
+      <w:r>
+        <w:rPr>
+          <w:spacing w:val="154"/>
+        </w:rPr>
+        <w:t xml:space="preserve"> </w:t>
       </w:r>
       <w:r>
         <w:tab/>
@@ -367,14 +827,33 @@
     </w:p>
     <w:p>
       <w:pPr>
+        <w:keepLines/>
         <w:tabs>
           <w:tab w:val="right" w:leader="dot" w:pos="9360"/>
         </w:tabs>
-        <w:spacing w:before="0" w:after="168" w:line="336" w:lineRule="exact"/>
-        <w:ind w:left="0"/>
-      </w:pPr>
-      <w:r>
-        <w:t xml:space="preserve">Summary of Argument</w:t>
+        <w:spacing w:before="168" w:after="0" w:line="336" w:lineRule="exact"/>
+        <w:ind w:left="0" w:right="720"/>
+      </w:pPr>
+      <w:r>
+        <w:t xml:space="preserve">Summary</w:t>
+      </w:r>
+      <w:r>
+        <w:t xml:space="preserve"> </w:t>
+      </w:r>
+      <w:r>
+        <w:t xml:space="preserve">of</w:t>
+      </w:r>
+      <w:r>
+        <w:t xml:space="preserve"> </w:t>
+      </w:r>
+      <w:r>
+        <w:t xml:space="preserve">Argument</w:t>
+      </w:r>
+      <w:r>
+        <w:rPr>
+          <w:spacing w:val="154"/>
+        </w:rPr>
+        <w:t xml:space="preserve"> </w:t>
       </w:r>
       <w:r>
         <w:tab/>
@@ -385,16 +864,23 @@
     </w:p>
     <w:p>
       <w:pPr>
+        <w:keepLines/>
         <w:tabs>
           <w:tab w:val="right" w:leader="dot" w:pos="9360"/>
         </w:tabs>
-        <w:spacing w:before="0" w:after="168" w:line="336" w:lineRule="exact"/>
-        <w:ind w:left="0"/>
+        <w:spacing w:before="168" w:after="0" w:line="336" w:lineRule="exact"/>
+        <w:ind w:left="0" w:right="720"/>
       </w:pPr>
       <w:r>
         <w:t xml:space="preserve">Argument</w:t>
       </w:r>
       <w:r>
+        <w:rPr>
+          <w:spacing w:val="154"/>
+        </w:rPr>
+        <w:t xml:space="preserve"> </w:t>
+      </w:r>
+      <w:r>
         <w:tab/>
       </w:r>
       <w:r>
@@ -403,14 +889,33 @@
     </w:p>
     <w:p>
       <w:pPr>
+        <w:keepLines/>
         <w:tabs>
           <w:tab w:val="right" w:leader="dot" w:pos="9360"/>
         </w:tabs>
-        <w:spacing w:before="0" w:after="168" w:line="336" w:lineRule="exact"/>
-        <w:ind w:left="420"/>
-      </w:pPr>
-      <w:r>
-        <w:t xml:space="preserve">Standard of Review</w:t>
+        <w:spacing w:before="168" w:after="0" w:line="336" w:lineRule="exact"/>
+        <w:ind w:left="420" w:right="720"/>
+      </w:pPr>
+      <w:r>
+        <w:t xml:space="preserve">Standard</w:t>
+      </w:r>
+      <w:r>
+        <w:t xml:space="preserve"> </w:t>
+      </w:r>
+      <w:r>
+        <w:t xml:space="preserve">of</w:t>
+      </w:r>
+      <w:r>
+        <w:t xml:space="preserve"> </w:t>
+      </w:r>
+      <w:r>
+        <w:t xml:space="preserve">Review</w:t>
+      </w:r>
+      <w:r>
+        <w:rPr>
+          <w:spacing w:val="154"/>
+        </w:rPr>
+        <w:t xml:space="preserve"> </w:t>
       </w:r>
       <w:r>
         <w:tab/>
@@ -421,50 +926,275 @@
     </w:p>
     <w:p>
       <w:pPr>
+        <w:keepLines/>
         <w:tabs>
           <w:tab w:val="right" w:leader="dot" w:pos="9360"/>
         </w:tabs>
-        <w:spacing w:before="0" w:after="168" w:line="336" w:lineRule="exact"/>
-        <w:ind w:left="420"/>
-      </w:pPr>
-      <w:r>
-        <w:t xml:space="preserve">The military judge did not err in declining to dismiss Specification 1 of Charge I.</w:t>
+        <w:spacing w:before="168" w:after="0" w:line="336" w:lineRule="exact"/>
+        <w:ind w:left="987" w:right="720" w:hanging="567"/>
+      </w:pPr>
+      <w:r>
+        <w:t xml:space="preserve">I.</w:t>
       </w:r>
       <w:r>
         <w:tab/>
       </w:r>
       <w:r>
+        <w:t xml:space="preserve">The</w:t>
+      </w:r>
+      <w:r>
+        <w:t xml:space="preserve"> </w:t>
+      </w:r>
+      <w:r>
+        <w:t xml:space="preserve">military</w:t>
+      </w:r>
+      <w:r>
+        <w:t xml:space="preserve"> </w:t>
+      </w:r>
+      <w:r>
+        <w:t xml:space="preserve">judge</w:t>
+      </w:r>
+      <w:r>
+        <w:t xml:space="preserve"> </w:t>
+      </w:r>
+      <w:r>
+        <w:t xml:space="preserve">did</w:t>
+      </w:r>
+      <w:r>
+        <w:t xml:space="preserve"> </w:t>
+      </w:r>
+      <w:r>
+        <w:t xml:space="preserve">not</w:t>
+      </w:r>
+      <w:r>
+        <w:t xml:space="preserve"> </w:t>
+      </w:r>
+      <w:r>
+        <w:t xml:space="preserve">err</w:t>
+      </w:r>
+      <w:r>
+        <w:t xml:space="preserve"> </w:t>
+      </w:r>
+      <w:r>
+        <w:t xml:space="preserve">in</w:t>
+      </w:r>
+      <w:r>
+        <w:t xml:space="preserve"> </w:t>
+      </w:r>
+      <w:r>
+        <w:t xml:space="preserve">declining</w:t>
+      </w:r>
+      <w:r>
+        <w:t xml:space="preserve"> </w:t>
+      </w:r>
+      <w:r>
+        <w:t xml:space="preserve">to</w:t>
+      </w:r>
+      <w:r>
+        <w:t xml:space="preserve"> </w:t>
+      </w:r>
+      <w:r>
+        <w:t xml:space="preserve">dismiss</w:t>
+      </w:r>
+      <w:r>
+        <w:t xml:space="preserve"> </w:t>
+      </w:r>
+      <w:r>
+        <w:t xml:space="preserve">Specification</w:t>
+      </w:r>
+      <w:r>
+        <w:t xml:space="preserve"> </w:t>
+      </w:r>
+      <w:r>
+        <w:t xml:space="preserve">1</w:t>
+      </w:r>
+      <w:r>
+        <w:t xml:space="preserve"> </w:t>
+      </w:r>
+      <w:r>
+        <w:t xml:space="preserve">of</w:t>
+      </w:r>
+      <w:r>
+        <w:t xml:space="preserve"> </w:t>
+      </w:r>
+      <w:r>
+        <w:t xml:space="preserve">Charge</w:t>
+      </w:r>
+      <w:r>
+        <w:t xml:space="preserve"> </w:t>
+      </w:r>
+      <w:r>
+        <w:t xml:space="preserve">I.</w:t>
+      </w:r>
+      <w:r>
+        <w:rPr>
+          <w:spacing w:val="154"/>
+        </w:rPr>
+        <w:t xml:space="preserve"> </w:t>
+      </w:r>
+      <w:r>
+        <w:tab/>
+      </w:r>
+      <w:r>
         <w:t xml:space="preserve">3</w:t>
       </w:r>
     </w:p>
     <w:p>
       <w:pPr>
+        <w:keepLines/>
         <w:tabs>
           <w:tab w:val="right" w:leader="dot" w:pos="9360"/>
         </w:tabs>
-        <w:spacing w:before="0" w:after="168" w:line="336" w:lineRule="exact"/>
-        <w:ind w:left="420"/>
-      </w:pPr>
-      <w:r>
-        <w:t xml:space="preserve">The evidence is legally and factually sufficient to support the finding of guilty to Specification 2 of Charge II.</w:t>
+        <w:spacing w:before="168" w:after="0" w:line="336" w:lineRule="exact"/>
+        <w:ind w:left="987" w:right="720" w:hanging="567"/>
+      </w:pPr>
+      <w:r>
+        <w:t xml:space="preserve">II.</w:t>
       </w:r>
       <w:r>
         <w:tab/>
       </w:r>
       <w:r>
+        <w:t xml:space="preserve">The</w:t>
+      </w:r>
+      <w:r>
+        <w:t xml:space="preserve"> </w:t>
+      </w:r>
+      <w:r>
+        <w:t xml:space="preserve">evidence</w:t>
+      </w:r>
+      <w:r>
+        <w:t xml:space="preserve"> </w:t>
+      </w:r>
+      <w:r>
+        <w:t xml:space="preserve">is</w:t>
+      </w:r>
+      <w:r>
+        <w:t xml:space="preserve"> </w:t>
+      </w:r>
+      <w:r>
+        <w:t xml:space="preserve">legally</w:t>
+      </w:r>
+      <w:r>
+        <w:t xml:space="preserve"> </w:t>
+      </w:r>
+      <w:r>
+        <w:t xml:space="preserve">and</w:t>
+      </w:r>
+      <w:r>
+        <w:t xml:space="preserve"> </w:t>
+      </w:r>
+      <w:r>
+        <w:t xml:space="preserve">factually</w:t>
+      </w:r>
+      <w:r>
+        <w:t xml:space="preserve"> </w:t>
+      </w:r>
+      <w:r>
+        <w:t xml:space="preserve">sufficient</w:t>
+      </w:r>
+      <w:r>
+        <w:t xml:space="preserve"> </w:t>
+      </w:r>
+      <w:r>
+        <w:t xml:space="preserve">to</w:t>
+      </w:r>
+      <w:r>
+        <w:t xml:space="preserve"> </w:t>
+      </w:r>
+      <w:r>
+        <w:t xml:space="preserve">support</w:t>
+      </w:r>
+      <w:r>
+        <w:t xml:space="preserve"> </w:t>
+      </w:r>
+      <w:r>
+        <w:t xml:space="preserve">the</w:t>
+      </w:r>
+      <w:r>
+        <w:t xml:space="preserve"> </w:t>
+      </w:r>
+      <w:r>
+        <w:t xml:space="preserve">finding</w:t>
+      </w:r>
+      <w:r>
+        <w:t xml:space="preserve"> </w:t>
+      </w:r>
+      <w:r>
+        <w:t xml:space="preserve">of</w:t>
+      </w:r>
+      <w:r>
+        <w:t xml:space="preserve"> </w:t>
+      </w:r>
+      <w:r>
+        <w:t xml:space="preserve">guilty</w:t>
+      </w:r>
+      <w:r>
+        <w:t xml:space="preserve"> </w:t>
+      </w:r>
+      <w:r>
+        <w:t xml:space="preserve">to</w:t>
+      </w:r>
+      <w:r>
+        <w:t xml:space="preserve"> </w:t>
+      </w:r>
+      <w:r>
+        <w:t xml:space="preserve">Specification</w:t>
+      </w:r>
+      <w:r>
+        <w:t xml:space="preserve"> </w:t>
+      </w:r>
+      <w:r>
+        <w:t xml:space="preserve">2</w:t>
+      </w:r>
+      <w:r>
+        <w:t xml:space="preserve"> </w:t>
+      </w:r>
+      <w:r>
+        <w:t xml:space="preserve">of</w:t>
+      </w:r>
+      <w:r>
+        <w:t xml:space="preserve"> </w:t>
+      </w:r>
+      <w:r>
+        <w:t xml:space="preserve">Charge</w:t>
+      </w:r>
+      <w:r>
+        <w:t xml:space="preserve"> </w:t>
+      </w:r>
+      <w:r>
+        <w:t xml:space="preserve">II.</w:t>
+      </w:r>
+      <w:r>
+        <w:rPr>
+          <w:spacing w:val="154"/>
+        </w:rPr>
+        <w:t xml:space="preserve"> </w:t>
+      </w:r>
+      <w:r>
+        <w:tab/>
+      </w:r>
+      <w:r>
         <w:t xml:space="preserve">5</w:t>
       </w:r>
     </w:p>
     <w:p>
       <w:pPr>
+        <w:keepLines/>
         <w:tabs>
           <w:tab w:val="right" w:leader="dot" w:pos="9360"/>
         </w:tabs>
-        <w:spacing w:before="0" w:after="168" w:line="336" w:lineRule="exact"/>
-        <w:ind w:left="0"/>
+        <w:spacing w:before="168" w:after="0" w:line="336" w:lineRule="exact"/>
+        <w:ind w:left="0" w:right="720"/>
       </w:pPr>
       <w:r>
         <w:t xml:space="preserve">Conclusion</w:t>
+      </w:r>
+      <w:r>
+        <w:rPr>
+          <w:spacing w:val="154"/>
+        </w:rPr>
+        <w:t xml:space="preserve"> </w:t>
       </w:r>
       <w:r>
         <w:tab/>
@@ -477,27 +1207,56 @@
       <w:pPr>
         <w:spacing w:before="0" w:after="0" w:line="20" w:lineRule="exact"/>
         <w:sectPr>
-          <w:footerReference w:type="default" r:id="rId9"/>
+          <w:footerReference w:type="default" r:id="rIdFtrPage"/>
           <w:pgSz w:w="12240" w:h="15840"/>
-          <w:pgMar w:top="1440" w:right="1440" w:bottom="1440" w:left="1440" w:header="720" w:footer="720" w:gutter="0"/>
+          <w:pgMar w:top="1440" w:right="1440" w:bottom="1520" w:left="1440" w:header="720" w:footer="727" w:gutter="0"/>
           <w:pgNumType w:fmt="lowerRoman" w:start="2"/>
         </w:sectPr>
       </w:pPr>
-      <w:r>
-        <w:rPr>
-          <w:sz w:val="2"/>
-        </w:rPr>
-      </w:r>
     </w:p>
     <w:p>
       <w:pPr>
         <w:pStyle w:val="Heading1"/>
+        <w:keepNext/>
+        <w:keepLines/>
         <w:spacing w:before="0" w:after="0" w:line="336" w:lineRule="exact"/>
+        <w:ind w:left="0"/>
         <w:jc w:val="center"/>
-        <w:outlineLvl w:val="0"/>
-      </w:pPr>
-      <w:r>
-        <w:t xml:space="preserve">Assignments of Error</w:t>
+      </w:pPr>
+      <w:r>
+        <w:rPr>
+          <w:b/>
+          <w:bCs/>
+        </w:rPr>
+        <w:t xml:space="preserve">ASSIGNMENTS</w:t>
+      </w:r>
+      <w:r>
+        <w:rPr>
+          <w:b/>
+          <w:bCs/>
+        </w:rPr>
+        <w:t xml:space="preserve"> </w:t>
+      </w:r>
+      <w:r>
+        <w:rPr>
+          <w:b/>
+          <w:bCs/>
+        </w:rPr>
+        <w:t xml:space="preserve">OF</w:t>
+      </w:r>
+      <w:r>
+        <w:rPr>
+          <w:b/>
+          <w:bCs/>
+        </w:rPr>
+        <w:t xml:space="preserve"> </w:t>
+      </w:r>
+      <w:r>
+        <w:rPr>
+          <w:b/>
+          <w:bCs/>
+        </w:rPr>
+        <w:t xml:space="preserve">ERROR</w:t>
       </w:r>
     </w:p>
     <w:p>
@@ -516,13 +1275,63 @@
         <w:t xml:space="preserve">II. WHETHER THE EVIDENCE IS LEGALLY AND FACTUALLY SUFFICIENT TO SUPPORT THE FINDING OF GUILTY TO SPECIFICATION 2 OF CHARGE II.</w:t>
       </w:r>
     </w:p>
-    <w:bookmarkStart w:id="20" w:name="statement-of-statutory-jurisdiction"/>
     <w:p>
       <w:pPr>
         <w:pStyle w:val="Heading1"/>
-      </w:pPr>
-      <w:r>
-        <w:t xml:space="preserve">Statement of Statutory Jurisdiction</w:t>
+        <w:keepNext/>
+        <w:keepLines/>
+        <w:spacing w:before="392" w:after="0" w:line="336" w:lineRule="exact"/>
+        <w:ind w:left="0"/>
+        <w:jc w:val="center"/>
+      </w:pPr>
+      <w:r>
+        <w:rPr>
+          <w:b/>
+          <w:bCs/>
+        </w:rPr>
+        <w:t xml:space="preserve">STATEMENT</w:t>
+      </w:r>
+      <w:r>
+        <w:rPr>
+          <w:b/>
+          <w:bCs/>
+        </w:rPr>
+        <w:t xml:space="preserve"> </w:t>
+      </w:r>
+      <w:r>
+        <w:rPr>
+          <w:b/>
+          <w:bCs/>
+        </w:rPr>
+        <w:t xml:space="preserve">OF</w:t>
+      </w:r>
+      <w:r>
+        <w:rPr>
+          <w:b/>
+          <w:bCs/>
+        </w:rPr>
+        <w:t xml:space="preserve"> </w:t>
+      </w:r>
+      <w:r>
+        <w:rPr>
+          <w:b/>
+          <w:bCs/>
+        </w:rPr>
+        <w:t xml:space="preserve">STATUTORY</w:t>
+      </w:r>
+      <w:r>
+        <w:rPr>
+          <w:b/>
+          <w:bCs/>
+        </w:rPr>
+        <w:t xml:space="preserve"> </w:t>
+      </w:r>
+      <w:r>
+        <w:rPr>
+          <w:b/>
+          <w:bCs/>
+        </w:rPr>
+        <w:t xml:space="preserve">JURISDICTION</w:t>
       </w:r>
     </w:p>
     <w:p>
@@ -530,17 +1339,66 @@
         <w:pStyle w:val="FirstParagraph"/>
       </w:pPr>
       <w:r>
-        <w:t xml:space="preserve">The United States adopts the statement of statutory jurisdiction in Appellant’s brief. This Court has jurisdiction under Article 66(b), Uniform Code of Military Justice (UCMJ), 10 U.S.C. § 866(b), because the approved sentence includes a punitive discharge, and the Court’s jurisdiction over the case is not in dispute.</w:t>
-      </w:r>
-    </w:p>
-    <w:bookmarkEnd w:id="20"/>
-    <w:bookmarkStart w:id="21" w:name="statement-of-the-case"/>
+        <w:t xml:space="preserve">The United States adopts the statement of statutory jurisdiction in Appellant’s brief. This Court has jurisdiction under Article 66(b), Uniform Code of Military Justice (UCMJ), 10 U.S.C. § 866(b), because the approved sentence includes a punitive discharge, and the Court’s jurisdiction over the case is not in dispute.</w:t>
+      </w:r>
+    </w:p>
     <w:p>
       <w:pPr>
         <w:pStyle w:val="Heading1"/>
-      </w:pPr>
-      <w:r>
-        <w:t xml:space="preserve">Statement of the Case</w:t>
+        <w:keepNext/>
+        <w:keepLines/>
+        <w:spacing w:before="392" w:after="0" w:line="336" w:lineRule="exact"/>
+        <w:ind w:left="0"/>
+        <w:jc w:val="center"/>
+      </w:pPr>
+      <w:r>
+        <w:rPr>
+          <w:b/>
+          <w:bCs/>
+        </w:rPr>
+        <w:t xml:space="preserve">STATEMENT</w:t>
+      </w:r>
+      <w:r>
+        <w:rPr>
+          <w:b/>
+          <w:bCs/>
+        </w:rPr>
+        <w:t xml:space="preserve"> </w:t>
+      </w:r>
+      <w:r>
+        <w:rPr>
+          <w:b/>
+          <w:bCs/>
+        </w:rPr>
+        <w:t xml:space="preserve">OF</w:t>
+      </w:r>
+      <w:r>
+        <w:rPr>
+          <w:b/>
+          <w:bCs/>
+        </w:rPr>
+        <w:t xml:space="preserve"> </w:t>
+      </w:r>
+      <w:r>
+        <w:rPr>
+          <w:b/>
+          <w:bCs/>
+        </w:rPr>
+        <w:t xml:space="preserve">THE</w:t>
+      </w:r>
+      <w:r>
+        <w:rPr>
+          <w:b/>
+          <w:bCs/>
+        </w:rPr>
+        <w:t xml:space="preserve"> </w:t>
+      </w:r>
+      <w:r>
+        <w:rPr>
+          <w:b/>
+          <w:bCs/>
+        </w:rPr>
+        <w:t xml:space="preserve">CASE</w:t>
       </w:r>
     </w:p>
     <w:p>
@@ -551,14 +1409,49 @@
         <w:t xml:space="preserve">The United States adopts the statement of the case in Appellant’s brief, with the following addition. Appellant was tried by [forum] on [dates]. The military judge entered findings of guilty to the specifications that are the subject of the assignments of error, and the convening authority approved the sentence as adjudged, subject to the pretrial agreement. [Record citation.]</w:t>
       </w:r>
     </w:p>
-    <w:bookmarkEnd w:id="21"/>
-    <w:bookmarkStart w:id="22" w:name="statement-of-facts"/>
     <w:p>
       <w:pPr>
         <w:pStyle w:val="Heading1"/>
-      </w:pPr>
-      <w:r>
-        <w:t xml:space="preserve">Statement of Facts</w:t>
+        <w:keepNext/>
+        <w:keepLines/>
+        <w:spacing w:before="392" w:after="0" w:line="336" w:lineRule="exact"/>
+        <w:ind w:left="0"/>
+        <w:jc w:val="center"/>
+      </w:pPr>
+      <w:r>
+        <w:rPr>
+          <w:b/>
+          <w:bCs/>
+        </w:rPr>
+        <w:t xml:space="preserve">STATEMENT</w:t>
+      </w:r>
+      <w:r>
+        <w:rPr>
+          <w:b/>
+          <w:bCs/>
+        </w:rPr>
+        <w:t xml:space="preserve"> </w:t>
+      </w:r>
+      <w:r>
+        <w:rPr>
+          <w:b/>
+          <w:bCs/>
+        </w:rPr>
+        <w:t xml:space="preserve">OF</w:t>
+      </w:r>
+      <w:r>
+        <w:rPr>
+          <w:b/>
+          <w:bCs/>
+        </w:rPr>
+        <w:t xml:space="preserve"> </w:t>
+      </w:r>
+      <w:r>
+        <w:rPr>
+          <w:b/>
+          <w:bCs/>
+        </w:rPr>
+        <w:t xml:space="preserve">FACTS</w:t>
       </w:r>
     </w:p>
     <w:p>
@@ -577,14 +1470,49 @@
         <w:t xml:space="preserve">The military judge issued special findings on the motion. The judge found that the two specifications were directed at separate acts occurring on separate days, with separate victims, and that the charging decisions were not unreasonable. [Record citation.]</w:t>
       </w:r>
     </w:p>
-    <w:bookmarkEnd w:id="22"/>
-    <w:bookmarkStart w:id="23" w:name="summary-of-argument"/>
     <w:p>
       <w:pPr>
         <w:pStyle w:val="Heading1"/>
-      </w:pPr>
-      <w:r>
-        <w:t xml:space="preserve">Summary of Argument</w:t>
+        <w:keepNext/>
+        <w:keepLines/>
+        <w:spacing w:before="392" w:after="0" w:line="336" w:lineRule="exact"/>
+        <w:ind w:left="0"/>
+        <w:jc w:val="center"/>
+      </w:pPr>
+      <w:r>
+        <w:rPr>
+          <w:b/>
+          <w:bCs/>
+        </w:rPr>
+        <w:t xml:space="preserve">SUMMARY</w:t>
+      </w:r>
+      <w:r>
+        <w:rPr>
+          <w:b/>
+          <w:bCs/>
+        </w:rPr>
+        <w:t xml:space="preserve"> </w:t>
+      </w:r>
+      <w:r>
+        <w:rPr>
+          <w:b/>
+          <w:bCs/>
+        </w:rPr>
+        <w:t xml:space="preserve">OF</w:t>
+      </w:r>
+      <w:r>
+        <w:rPr>
+          <w:b/>
+          <w:bCs/>
+        </w:rPr>
+        <w:t xml:space="preserve"> </w:t>
+      </w:r>
+      <w:r>
+        <w:rPr>
+          <w:b/>
+          <w:bCs/>
+        </w:rPr>
+        <w:t xml:space="preserve">ARGUMENT</w:t>
       </w:r>
     </w:p>
     <w:p>
@@ -603,27 +1531,76 @@
         <w:t xml:space="preserve">The evidence is legally and factually sufficient. A rational factfinder could conclude beyond a reasonable doubt that the appellant committed the offense, and the Court should affirm the finding on Specification 2 after its own independent review. [Authority.]</w:t>
       </w:r>
     </w:p>
-    <w:bookmarkEnd w:id="23"/>
-    <w:bookmarkStart w:id="33" w:name="argument"/>
     <w:p>
       <w:pPr>
         <w:pStyle w:val="Heading1"/>
-      </w:pPr>
-      <w:r>
-        <w:t xml:space="preserve">Argument</w:t>
-      </w:r>
-    </w:p>
-    <w:bookmarkStart w:id="24" w:name="standard-of-review"/>
+        <w:keepNext/>
+        <w:keepLines/>
+        <w:spacing w:before="392" w:after="0" w:line="336" w:lineRule="exact"/>
+        <w:ind w:left="0"/>
+        <w:jc w:val="center"/>
+      </w:pPr>
+      <w:r>
+        <w:rPr>
+          <w:b/>
+          <w:bCs/>
+        </w:rPr>
+        <w:t xml:space="preserve">ARGUMENT</w:t>
+      </w:r>
+    </w:p>
     <w:p>
       <w:pPr>
         <w:pStyle w:val="Heading2"/>
-      </w:pPr>
-      <w:r>
-        <w:rPr>
-          <w:i/>
-          <w:iCs/>
-        </w:rPr>
-        <w:t xml:space="preserve">Standard of Review</w:t>
+        <w:keepNext/>
+        <w:keepLines/>
+        <w:spacing w:before="308" w:after="0" w:line="336" w:lineRule="exact"/>
+        <w:ind w:left="0"/>
+        <w:jc w:val="left"/>
+      </w:pPr>
+      <w:r>
+        <w:rPr>
+          <w:b/>
+          <w:bCs/>
+          <w:i/>
+          <w:iCs/>
+        </w:rPr>
+        <w:t xml:space="preserve">Standard</w:t>
+      </w:r>
+      <w:r>
+        <w:rPr>
+          <w:b/>
+          <w:bCs/>
+          <w:i/>
+          <w:iCs/>
+        </w:rPr>
+        <w:t xml:space="preserve"> </w:t>
+      </w:r>
+      <w:r>
+        <w:rPr>
+          <w:b/>
+          <w:bCs/>
+          <w:i/>
+          <w:iCs/>
+        </w:rPr>
+        <w:t xml:space="preserve">of</w:t>
+      </w:r>
+      <w:r>
+        <w:rPr>
+          <w:b/>
+          <w:bCs/>
+          <w:i/>
+          <w:iCs/>
+        </w:rPr>
+        <w:t xml:space="preserve"> </w:t>
+      </w:r>
+      <w:r>
+        <w:rPr>
+          <w:b/>
+          <w:bCs/>
+          <w:i/>
+          <w:iCs/>
+        </w:rPr>
+        <w:t xml:space="preserve">Review</w:t>
       </w:r>
     </w:p>
     <w:p>
@@ -634,33 +1611,334 @@
         <w:t xml:space="preserve">This Court reviews whether a charge is an unreasonable multiplication of charges for an abuse of discretion, and reviews questions of law de novo. [Authority.] Legal and factual sufficiency are reviewed de novo, and the Court must be convinced of guilt beyond a reasonable doubt after making its own independent judgment as to factual sufficiency. Article 66(c), UCMJ. [Authority.]</w:t>
       </w:r>
     </w:p>
-    <w:bookmarkEnd w:id="24"/>
-    <w:bookmarkStart w:id="29" w:name="Xe78d1d9bd68563d9e118714f6c3f12ff9a02471"/>
     <w:p>
       <w:pPr>
         <w:pStyle w:val="Heading2"/>
-      </w:pPr>
-      <w:r>
+        <w:keepNext/>
+        <w:keepLines/>
+        <w:spacing w:before="308" w:after="0" w:line="336" w:lineRule="exact"/>
+        <w:ind w:left="567" w:hanging="567"/>
+        <w:jc w:val="left"/>
+      </w:pPr>
+      <w:r>
+        <w:rPr>
+          <w:b/>
+          <w:bCs/>
+        </w:rPr>
         <w:t xml:space="preserve">I.</w:t>
       </w:r>
       <w:r>
+        <w:rPr>
+          <w:b/>
+          <w:bCs/>
+        </w:rPr>
         <w:tab/>
       </w:r>
       <w:r>
         <w:rPr>
-          <w:i/>
-          <w:iCs/>
-        </w:rPr>
-        <w:t xml:space="preserve">The military judge did not err in declining to dismiss Specification 1 of Charge I.</w:t>
-      </w:r>
-    </w:p>
-    <w:bookmarkStart w:id="25" w:name="principles-of-law"/>
+          <w:b/>
+          <w:bCs/>
+          <w:i/>
+          <w:iCs/>
+        </w:rPr>
+        <w:t xml:space="preserve">The</w:t>
+      </w:r>
+      <w:r>
+        <w:rPr>
+          <w:b/>
+          <w:bCs/>
+          <w:i/>
+          <w:iCs/>
+        </w:rPr>
+        <w:t xml:space="preserve"> </w:t>
+      </w:r>
+      <w:r>
+        <w:rPr>
+          <w:b/>
+          <w:bCs/>
+          <w:i/>
+          <w:iCs/>
+        </w:rPr>
+        <w:t xml:space="preserve">military</w:t>
+      </w:r>
+      <w:r>
+        <w:rPr>
+          <w:b/>
+          <w:bCs/>
+          <w:i/>
+          <w:iCs/>
+        </w:rPr>
+        <w:t xml:space="preserve"> </w:t>
+      </w:r>
+      <w:r>
+        <w:rPr>
+          <w:b/>
+          <w:bCs/>
+          <w:i/>
+          <w:iCs/>
+        </w:rPr>
+        <w:t xml:space="preserve">judge</w:t>
+      </w:r>
+      <w:r>
+        <w:rPr>
+          <w:b/>
+          <w:bCs/>
+          <w:i/>
+          <w:iCs/>
+        </w:rPr>
+        <w:t xml:space="preserve"> </w:t>
+      </w:r>
+      <w:r>
+        <w:rPr>
+          <w:b/>
+          <w:bCs/>
+          <w:i/>
+          <w:iCs/>
+        </w:rPr>
+        <w:t xml:space="preserve">did</w:t>
+      </w:r>
+      <w:r>
+        <w:rPr>
+          <w:b/>
+          <w:bCs/>
+          <w:i/>
+          <w:iCs/>
+        </w:rPr>
+        <w:t xml:space="preserve"> </w:t>
+      </w:r>
+      <w:r>
+        <w:rPr>
+          <w:b/>
+          <w:bCs/>
+          <w:i/>
+          <w:iCs/>
+        </w:rPr>
+        <w:t xml:space="preserve">not</w:t>
+      </w:r>
+      <w:r>
+        <w:rPr>
+          <w:b/>
+          <w:bCs/>
+          <w:i/>
+          <w:iCs/>
+        </w:rPr>
+        <w:t xml:space="preserve"> </w:t>
+      </w:r>
+      <w:r>
+        <w:rPr>
+          <w:b/>
+          <w:bCs/>
+          <w:i/>
+          <w:iCs/>
+        </w:rPr>
+        <w:t xml:space="preserve">err</w:t>
+      </w:r>
+      <w:r>
+        <w:rPr>
+          <w:b/>
+          <w:bCs/>
+          <w:i/>
+          <w:iCs/>
+        </w:rPr>
+        <w:t xml:space="preserve"> </w:t>
+      </w:r>
+      <w:r>
+        <w:rPr>
+          <w:b/>
+          <w:bCs/>
+          <w:i/>
+          <w:iCs/>
+        </w:rPr>
+        <w:t xml:space="preserve">in</w:t>
+      </w:r>
+      <w:r>
+        <w:rPr>
+          <w:b/>
+          <w:bCs/>
+          <w:i/>
+          <w:iCs/>
+        </w:rPr>
+        <w:t xml:space="preserve"> </w:t>
+      </w:r>
+      <w:r>
+        <w:rPr>
+          <w:b/>
+          <w:bCs/>
+          <w:i/>
+          <w:iCs/>
+        </w:rPr>
+        <w:t xml:space="preserve">declining</w:t>
+      </w:r>
+      <w:r>
+        <w:rPr>
+          <w:b/>
+          <w:bCs/>
+          <w:i/>
+          <w:iCs/>
+        </w:rPr>
+        <w:t xml:space="preserve"> </w:t>
+      </w:r>
+      <w:r>
+        <w:rPr>
+          <w:b/>
+          <w:bCs/>
+          <w:i/>
+          <w:iCs/>
+        </w:rPr>
+        <w:t xml:space="preserve">to</w:t>
+      </w:r>
+      <w:r>
+        <w:rPr>
+          <w:b/>
+          <w:bCs/>
+          <w:i/>
+          <w:iCs/>
+        </w:rPr>
+        <w:t xml:space="preserve"> </w:t>
+      </w:r>
+      <w:r>
+        <w:rPr>
+          <w:b/>
+          <w:bCs/>
+          <w:i/>
+          <w:iCs/>
+        </w:rPr>
+        <w:t xml:space="preserve">dismiss</w:t>
+      </w:r>
+      <w:r>
+        <w:rPr>
+          <w:b/>
+          <w:bCs/>
+          <w:i/>
+          <w:iCs/>
+        </w:rPr>
+        <w:t xml:space="preserve"> </w:t>
+      </w:r>
+      <w:r>
+        <w:rPr>
+          <w:b/>
+          <w:bCs/>
+          <w:i/>
+          <w:iCs/>
+        </w:rPr>
+        <w:t xml:space="preserve">Specification</w:t>
+      </w:r>
+      <w:r>
+        <w:rPr>
+          <w:b/>
+          <w:bCs/>
+          <w:i/>
+          <w:iCs/>
+        </w:rPr>
+        <w:t xml:space="preserve"> </w:t>
+      </w:r>
+      <w:r>
+        <w:rPr>
+          <w:b/>
+          <w:bCs/>
+          <w:i/>
+          <w:iCs/>
+        </w:rPr>
+        <w:t xml:space="preserve">1</w:t>
+      </w:r>
+      <w:r>
+        <w:rPr>
+          <w:b/>
+          <w:bCs/>
+          <w:i/>
+          <w:iCs/>
+        </w:rPr>
+        <w:t xml:space="preserve"> </w:t>
+      </w:r>
+      <w:r>
+        <w:rPr>
+          <w:b/>
+          <w:bCs/>
+          <w:i/>
+          <w:iCs/>
+        </w:rPr>
+        <w:t xml:space="preserve">of</w:t>
+      </w:r>
+      <w:r>
+        <w:rPr>
+          <w:b/>
+          <w:bCs/>
+          <w:i/>
+          <w:iCs/>
+        </w:rPr>
+        <w:t xml:space="preserve"> </w:t>
+      </w:r>
+      <w:r>
+        <w:rPr>
+          <w:b/>
+          <w:bCs/>
+          <w:i/>
+          <w:iCs/>
+        </w:rPr>
+        <w:t xml:space="preserve">Charge</w:t>
+      </w:r>
+      <w:r>
+        <w:rPr>
+          <w:b/>
+          <w:bCs/>
+          <w:i/>
+          <w:iCs/>
+        </w:rPr>
+        <w:t xml:space="preserve"> </w:t>
+      </w:r>
+      <w:r>
+        <w:rPr>
+          <w:b/>
+          <w:bCs/>
+          <w:i/>
+          <w:iCs/>
+        </w:rPr>
+        <w:t xml:space="preserve">I.</w:t>
+      </w:r>
+    </w:p>
     <w:p>
       <w:pPr>
         <w:pStyle w:val="Heading3"/>
-      </w:pPr>
-      <w:r>
-        <w:t xml:space="preserve">Principles of Law</w:t>
+        <w:keepNext/>
+        <w:keepLines/>
+        <w:spacing w:before="308" w:after="0" w:line="336" w:lineRule="exact"/>
+        <w:ind w:left="0"/>
+        <w:jc w:val="left"/>
+      </w:pPr>
+      <w:r>
+        <w:rPr>
+          <w:b/>
+          <w:bCs/>
+        </w:rPr>
+        <w:t xml:space="preserve">Principles</w:t>
+      </w:r>
+      <w:r>
+        <w:rPr>
+          <w:b/>
+          <w:bCs/>
+        </w:rPr>
+        <w:t xml:space="preserve"> </w:t>
+      </w:r>
+      <w:r>
+        <w:rPr>
+          <w:b/>
+          <w:bCs/>
+        </w:rPr>
+        <w:t xml:space="preserve">of</w:t>
+      </w:r>
+      <w:r>
+        <w:rPr>
+          <w:b/>
+          <w:bCs/>
+        </w:rPr>
+        <w:t xml:space="preserve"> </w:t>
+      </w:r>
+      <w:r>
+        <w:rPr>
+          <w:b/>
+          <w:bCs/>
+        </w:rPr>
+        <w:t xml:space="preserve">Law</w:t>
       </w:r>
     </w:p>
     <w:p>
@@ -671,13 +1949,20 @@
         <w:t xml:space="preserve">Multiplication of charges is a doctrine of the Fifth Amendment protection against double jeopardy, and an unreasonable multiplication of charges is a separate doctrine that protects against prosecutorial overreach. [Authority.] The Court considers, among other factors, whether each charge is aimed at a distinct harm, whether the charges misrepresent or exaggerate the appellant’s criminality, and whether the number of charges unreasonably increases the punitive exposure. [Authority.]</w:t>
       </w:r>
     </w:p>
-    <w:bookmarkEnd w:id="25"/>
-    <w:bookmarkStart w:id="26" w:name="discussion"/>
     <w:p>
       <w:pPr>
         <w:pStyle w:val="Heading3"/>
-      </w:pPr>
-      <w:r>
+        <w:keepNext/>
+        <w:keepLines/>
+        <w:spacing w:before="308" w:after="0" w:line="336" w:lineRule="exact"/>
+        <w:ind w:left="0"/>
+        <w:jc w:val="left"/>
+      </w:pPr>
+      <w:r>
+        <w:rPr>
+          <w:b/>
+          <w:bCs/>
+        </w:rPr>
         <w:t xml:space="preserve">Discussion</w:t>
       </w:r>
     </w:p>
@@ -697,20 +1982,91 @@
         <w:t xml:space="preserve">The defense also argues that the charges inflate the appellant’s punitive exposure. The military judge rejected that argument after considering the sentencing guidelines and the maximum punishment for each offense. [Record citation.] The judge’s conclusion was within the range of reasonable choices and was not an abuse of discretion. [Authority.]</w:t>
       </w:r>
     </w:p>
-    <w:bookmarkEnd w:id="26"/>
-    <w:bookmarkStart w:id="27" w:name="the-charges-describe-distinct-harms."/>
     <w:p>
       <w:pPr>
         <w:pStyle w:val="Heading3"/>
-      </w:pPr>
-      <w:r>
+        <w:keepNext/>
+        <w:keepLines/>
+        <w:spacing w:before="308" w:after="0" w:line="336" w:lineRule="exact"/>
+        <w:ind w:left="567" w:hanging="567"/>
+        <w:jc w:val="left"/>
+      </w:pPr>
+      <w:r>
+        <w:rPr>
+          <w:b/>
+          <w:bCs/>
+        </w:rPr>
         <w:t xml:space="preserve">A.</w:t>
       </w:r>
       <w:r>
+        <w:rPr>
+          <w:b/>
+          <w:bCs/>
+        </w:rPr>
         <w:tab/>
       </w:r>
       <w:r>
-        <w:t xml:space="preserve">The charges describe distinct harms.</w:t>
+        <w:rPr>
+          <w:b/>
+          <w:bCs/>
+        </w:rPr>
+        <w:t xml:space="preserve">The</w:t>
+      </w:r>
+      <w:r>
+        <w:rPr>
+          <w:b/>
+          <w:bCs/>
+        </w:rPr>
+        <w:t xml:space="preserve"> </w:t>
+      </w:r>
+      <w:r>
+        <w:rPr>
+          <w:b/>
+          <w:bCs/>
+        </w:rPr>
+        <w:t xml:space="preserve">charges</w:t>
+      </w:r>
+      <w:r>
+        <w:rPr>
+          <w:b/>
+          <w:bCs/>
+        </w:rPr>
+        <w:t xml:space="preserve"> </w:t>
+      </w:r>
+      <w:r>
+        <w:rPr>
+          <w:b/>
+          <w:bCs/>
+        </w:rPr>
+        <w:t xml:space="preserve">describe</w:t>
+      </w:r>
+      <w:r>
+        <w:rPr>
+          <w:b/>
+          <w:bCs/>
+        </w:rPr>
+        <w:t xml:space="preserve"> </w:t>
+      </w:r>
+      <w:r>
+        <w:rPr>
+          <w:b/>
+          <w:bCs/>
+        </w:rPr>
+        <w:t xml:space="preserve">distinct</w:t>
+      </w:r>
+      <w:r>
+        <w:rPr>
+          <w:b/>
+          <w:bCs/>
+        </w:rPr>
+        <w:t xml:space="preserve"> </w:t>
+      </w:r>
+      <w:r>
+        <w:rPr>
+          <w:b/>
+          <w:bCs/>
+        </w:rPr>
+        <w:t xml:space="preserve">harms.</w:t>
       </w:r>
     </w:p>
     <w:p>
@@ -721,20 +2077,105 @@
         <w:t xml:space="preserve">The first specification charges the offense against [victim], and the second charges the offense against [victim] on a different date. The harms are separate, and the offenses do not merge under the elements test. [Authority.] The defense does not identify any overlap in proof that would make the two specifications a single offense.</w:t>
       </w:r>
     </w:p>
-    <w:bookmarkEnd w:id="27"/>
-    <w:bookmarkStart w:id="28" w:name="X8479c9f365f9f756de0680d71ebe2dc8fb2cd98"/>
     <w:p>
       <w:pPr>
         <w:pStyle w:val="Heading3"/>
-      </w:pPr>
-      <w:r>
+        <w:keepNext/>
+        <w:keepLines/>
+        <w:spacing w:before="308" w:after="0" w:line="336" w:lineRule="exact"/>
+        <w:ind w:left="567" w:hanging="567"/>
+        <w:jc w:val="left"/>
+      </w:pPr>
+      <w:r>
+        <w:rPr>
+          <w:b/>
+          <w:bCs/>
+        </w:rPr>
         <w:t xml:space="preserve">B.</w:t>
       </w:r>
       <w:r>
+        <w:rPr>
+          <w:b/>
+          <w:bCs/>
+        </w:rPr>
         <w:tab/>
       </w:r>
       <w:r>
-        <w:t xml:space="preserve">The charging scheme was not unreasonable.</w:t>
+        <w:rPr>
+          <w:b/>
+          <w:bCs/>
+        </w:rPr>
+        <w:t xml:space="preserve">The</w:t>
+      </w:r>
+      <w:r>
+        <w:rPr>
+          <w:b/>
+          <w:bCs/>
+        </w:rPr>
+        <w:t xml:space="preserve"> </w:t>
+      </w:r>
+      <w:r>
+        <w:rPr>
+          <w:b/>
+          <w:bCs/>
+        </w:rPr>
+        <w:t xml:space="preserve">charging</w:t>
+      </w:r>
+      <w:r>
+        <w:rPr>
+          <w:b/>
+          <w:bCs/>
+        </w:rPr>
+        <w:t xml:space="preserve"> </w:t>
+      </w:r>
+      <w:r>
+        <w:rPr>
+          <w:b/>
+          <w:bCs/>
+        </w:rPr>
+        <w:t xml:space="preserve">scheme</w:t>
+      </w:r>
+      <w:r>
+        <w:rPr>
+          <w:b/>
+          <w:bCs/>
+        </w:rPr>
+        <w:t xml:space="preserve"> </w:t>
+      </w:r>
+      <w:r>
+        <w:rPr>
+          <w:b/>
+          <w:bCs/>
+        </w:rPr>
+        <w:t xml:space="preserve">was</w:t>
+      </w:r>
+      <w:r>
+        <w:rPr>
+          <w:b/>
+          <w:bCs/>
+        </w:rPr>
+        <w:t xml:space="preserve"> </w:t>
+      </w:r>
+      <w:r>
+        <w:rPr>
+          <w:b/>
+          <w:bCs/>
+        </w:rPr>
+        <w:t xml:space="preserve">not</w:t>
+      </w:r>
+      <w:r>
+        <w:rPr>
+          <w:b/>
+          <w:bCs/>
+        </w:rPr>
+        <w:t xml:space="preserve"> </w:t>
+      </w:r>
+      <w:r>
+        <w:rPr>
+          <w:b/>
+          <w:bCs/>
+        </w:rPr>
+        <w:t xml:space="preserve">unreasonable.</w:t>
       </w:r>
     </w:p>
     <w:p>
@@ -745,34 +2186,406 @@
         <w:t xml:space="preserve">The convening authority was entitled to charge each act separately, and doing so did not exaggerate the appellant’s criminality. The military judge reviewed the charge sheet, heard argument, and made findings on the record. [Record citation.] Nothing in that record shows that the number of charges was chosen to increase punishment. [Authority.]</w:t>
       </w:r>
     </w:p>
-    <w:bookmarkEnd w:id="28"/>
-    <w:bookmarkEnd w:id="29"/>
-    <w:bookmarkStart w:id="32" w:name="X46961dfc42cde87e5ba51afd96dc1aed2be1362"/>
     <w:p>
       <w:pPr>
         <w:pStyle w:val="Heading2"/>
-      </w:pPr>
-      <w:r>
+        <w:keepNext/>
+        <w:keepLines/>
+        <w:spacing w:before="308" w:after="0" w:line="336" w:lineRule="exact"/>
+        <w:ind w:left="567" w:hanging="567"/>
+        <w:jc w:val="left"/>
+      </w:pPr>
+      <w:r>
+        <w:rPr>
+          <w:b/>
+          <w:bCs/>
+        </w:rPr>
         <w:t xml:space="preserve">II.</w:t>
       </w:r>
       <w:r>
+        <w:rPr>
+          <w:b/>
+          <w:bCs/>
+        </w:rPr>
         <w:tab/>
       </w:r>
       <w:r>
         <w:rPr>
-          <w:i/>
-          <w:iCs/>
-        </w:rPr>
-        <w:t xml:space="preserve">The evidence is legally and factually sufficient to support the finding of guilty to Specification 2 of Charge II.</w:t>
-      </w:r>
-    </w:p>
-    <w:bookmarkStart w:id="30" w:name="standard-of-review-1"/>
+          <w:b/>
+          <w:bCs/>
+          <w:i/>
+          <w:iCs/>
+        </w:rPr>
+        <w:t xml:space="preserve">The</w:t>
+      </w:r>
+      <w:r>
+        <w:rPr>
+          <w:b/>
+          <w:bCs/>
+          <w:i/>
+          <w:iCs/>
+        </w:rPr>
+        <w:t xml:space="preserve"> </w:t>
+      </w:r>
+      <w:r>
+        <w:rPr>
+          <w:b/>
+          <w:bCs/>
+          <w:i/>
+          <w:iCs/>
+        </w:rPr>
+        <w:t xml:space="preserve">evidence</w:t>
+      </w:r>
+      <w:r>
+        <w:rPr>
+          <w:b/>
+          <w:bCs/>
+          <w:i/>
+          <w:iCs/>
+        </w:rPr>
+        <w:t xml:space="preserve"> </w:t>
+      </w:r>
+      <w:r>
+        <w:rPr>
+          <w:b/>
+          <w:bCs/>
+          <w:i/>
+          <w:iCs/>
+        </w:rPr>
+        <w:t xml:space="preserve">is</w:t>
+      </w:r>
+      <w:r>
+        <w:rPr>
+          <w:b/>
+          <w:bCs/>
+          <w:i/>
+          <w:iCs/>
+        </w:rPr>
+        <w:t xml:space="preserve"> </w:t>
+      </w:r>
+      <w:r>
+        <w:rPr>
+          <w:b/>
+          <w:bCs/>
+          <w:i/>
+          <w:iCs/>
+        </w:rPr>
+        <w:t xml:space="preserve">legally</w:t>
+      </w:r>
+      <w:r>
+        <w:rPr>
+          <w:b/>
+          <w:bCs/>
+          <w:i/>
+          <w:iCs/>
+        </w:rPr>
+        <w:t xml:space="preserve"> </w:t>
+      </w:r>
+      <w:r>
+        <w:rPr>
+          <w:b/>
+          <w:bCs/>
+          <w:i/>
+          <w:iCs/>
+        </w:rPr>
+        <w:t xml:space="preserve">and</w:t>
+      </w:r>
+      <w:r>
+        <w:rPr>
+          <w:b/>
+          <w:bCs/>
+          <w:i/>
+          <w:iCs/>
+        </w:rPr>
+        <w:t xml:space="preserve"> </w:t>
+      </w:r>
+      <w:r>
+        <w:rPr>
+          <w:b/>
+          <w:bCs/>
+          <w:i/>
+          <w:iCs/>
+        </w:rPr>
+        <w:t xml:space="preserve">factually</w:t>
+      </w:r>
+      <w:r>
+        <w:rPr>
+          <w:b/>
+          <w:bCs/>
+          <w:i/>
+          <w:iCs/>
+        </w:rPr>
+        <w:t xml:space="preserve"> </w:t>
+      </w:r>
+      <w:r>
+        <w:rPr>
+          <w:b/>
+          <w:bCs/>
+          <w:i/>
+          <w:iCs/>
+        </w:rPr>
+        <w:t xml:space="preserve">sufficient</w:t>
+      </w:r>
+      <w:r>
+        <w:rPr>
+          <w:b/>
+          <w:bCs/>
+          <w:i/>
+          <w:iCs/>
+        </w:rPr>
+        <w:t xml:space="preserve"> </w:t>
+      </w:r>
+      <w:r>
+        <w:rPr>
+          <w:b/>
+          <w:bCs/>
+          <w:i/>
+          <w:iCs/>
+        </w:rPr>
+        <w:t xml:space="preserve">to</w:t>
+      </w:r>
+      <w:r>
+        <w:rPr>
+          <w:b/>
+          <w:bCs/>
+          <w:i/>
+          <w:iCs/>
+        </w:rPr>
+        <w:t xml:space="preserve"> </w:t>
+      </w:r>
+      <w:r>
+        <w:rPr>
+          <w:b/>
+          <w:bCs/>
+          <w:i/>
+          <w:iCs/>
+        </w:rPr>
+        <w:t xml:space="preserve">support</w:t>
+      </w:r>
+      <w:r>
+        <w:rPr>
+          <w:b/>
+          <w:bCs/>
+          <w:i/>
+          <w:iCs/>
+        </w:rPr>
+        <w:t xml:space="preserve"> </w:t>
+      </w:r>
+      <w:r>
+        <w:rPr>
+          <w:b/>
+          <w:bCs/>
+          <w:i/>
+          <w:iCs/>
+        </w:rPr>
+        <w:t xml:space="preserve">the</w:t>
+      </w:r>
+      <w:r>
+        <w:rPr>
+          <w:b/>
+          <w:bCs/>
+          <w:i/>
+          <w:iCs/>
+        </w:rPr>
+        <w:t xml:space="preserve"> </w:t>
+      </w:r>
+      <w:r>
+        <w:rPr>
+          <w:b/>
+          <w:bCs/>
+          <w:i/>
+          <w:iCs/>
+        </w:rPr>
+        <w:t xml:space="preserve">finding</w:t>
+      </w:r>
+      <w:r>
+        <w:rPr>
+          <w:b/>
+          <w:bCs/>
+          <w:i/>
+          <w:iCs/>
+        </w:rPr>
+        <w:t xml:space="preserve"> </w:t>
+      </w:r>
+      <w:r>
+        <w:rPr>
+          <w:b/>
+          <w:bCs/>
+          <w:i/>
+          <w:iCs/>
+        </w:rPr>
+        <w:t xml:space="preserve">of</w:t>
+      </w:r>
+      <w:r>
+        <w:rPr>
+          <w:b/>
+          <w:bCs/>
+          <w:i/>
+          <w:iCs/>
+        </w:rPr>
+        <w:t xml:space="preserve"> </w:t>
+      </w:r>
+      <w:r>
+        <w:rPr>
+          <w:b/>
+          <w:bCs/>
+          <w:i/>
+          <w:iCs/>
+        </w:rPr>
+        <w:t xml:space="preserve">guilty</w:t>
+      </w:r>
+      <w:r>
+        <w:rPr>
+          <w:b/>
+          <w:bCs/>
+          <w:i/>
+          <w:iCs/>
+        </w:rPr>
+        <w:t xml:space="preserve"> </w:t>
+      </w:r>
+      <w:r>
+        <w:rPr>
+          <w:b/>
+          <w:bCs/>
+          <w:i/>
+          <w:iCs/>
+        </w:rPr>
+        <w:t xml:space="preserve">to</w:t>
+      </w:r>
+      <w:r>
+        <w:rPr>
+          <w:b/>
+          <w:bCs/>
+          <w:i/>
+          <w:iCs/>
+        </w:rPr>
+        <w:t xml:space="preserve"> </w:t>
+      </w:r>
+      <w:r>
+        <w:rPr>
+          <w:b/>
+          <w:bCs/>
+          <w:i/>
+          <w:iCs/>
+        </w:rPr>
+        <w:t xml:space="preserve">Specification</w:t>
+      </w:r>
+      <w:r>
+        <w:rPr>
+          <w:b/>
+          <w:bCs/>
+          <w:i/>
+          <w:iCs/>
+        </w:rPr>
+        <w:t xml:space="preserve"> </w:t>
+      </w:r>
+      <w:r>
+        <w:rPr>
+          <w:b/>
+          <w:bCs/>
+          <w:i/>
+          <w:iCs/>
+        </w:rPr>
+        <w:t xml:space="preserve">2</w:t>
+      </w:r>
+      <w:r>
+        <w:rPr>
+          <w:b/>
+          <w:bCs/>
+          <w:i/>
+          <w:iCs/>
+        </w:rPr>
+        <w:t xml:space="preserve"> </w:t>
+      </w:r>
+      <w:r>
+        <w:rPr>
+          <w:b/>
+          <w:bCs/>
+          <w:i/>
+          <w:iCs/>
+        </w:rPr>
+        <w:t xml:space="preserve">of</w:t>
+      </w:r>
+      <w:r>
+        <w:rPr>
+          <w:b/>
+          <w:bCs/>
+          <w:i/>
+          <w:iCs/>
+        </w:rPr>
+        <w:t xml:space="preserve"> </w:t>
+      </w:r>
+      <w:r>
+        <w:rPr>
+          <w:b/>
+          <w:bCs/>
+          <w:i/>
+          <w:iCs/>
+        </w:rPr>
+        <w:t xml:space="preserve">Charge</w:t>
+      </w:r>
+      <w:r>
+        <w:rPr>
+          <w:b/>
+          <w:bCs/>
+          <w:i/>
+          <w:iCs/>
+        </w:rPr>
+        <w:t xml:space="preserve"> </w:t>
+      </w:r>
+      <w:r>
+        <w:rPr>
+          <w:b/>
+          <w:bCs/>
+          <w:i/>
+          <w:iCs/>
+        </w:rPr>
+        <w:t xml:space="preserve">II.</w:t>
+      </w:r>
+    </w:p>
     <w:p>
       <w:pPr>
         <w:pStyle w:val="Heading3"/>
-      </w:pPr>
-      <w:r>
-        <w:t xml:space="preserve">Standard of Review</w:t>
+        <w:keepNext/>
+        <w:keepLines/>
+        <w:spacing w:before="308" w:after="0" w:line="336" w:lineRule="exact"/>
+        <w:ind w:left="0"/>
+        <w:jc w:val="left"/>
+      </w:pPr>
+      <w:r>
+        <w:rPr>
+          <w:b/>
+          <w:bCs/>
+        </w:rPr>
+        <w:t xml:space="preserve">Standard</w:t>
+      </w:r>
+      <w:r>
+        <w:rPr>
+          <w:b/>
+          <w:bCs/>
+        </w:rPr>
+        <w:t xml:space="preserve"> </w:t>
+      </w:r>
+      <w:r>
+        <w:rPr>
+          <w:b/>
+          <w:bCs/>
+        </w:rPr>
+        <w:t xml:space="preserve">of</w:t>
+      </w:r>
+      <w:r>
+        <w:rPr>
+          <w:b/>
+          <w:bCs/>
+        </w:rPr>
+        <w:t xml:space="preserve"> </w:t>
+      </w:r>
+      <w:r>
+        <w:rPr>
+          <w:b/>
+          <w:bCs/>
+        </w:rPr>
+        <w:t xml:space="preserve">Review</w:t>
       </w:r>
     </w:p>
     <w:p>
@@ -783,13 +2596,20 @@
         <w:t xml:space="preserve">The Court reviews legal sufficiency de novo, asking whether any reasonable factfinder could have found the essential elements beyond a reasonable doubt, viewing the evidence in the light most favorable to the prosecution. [Authority.] The Court then independently weighs the evidence for factual sufficiency. Article 66(c), UCMJ.</w:t>
       </w:r>
     </w:p>
-    <w:bookmarkEnd w:id="30"/>
-    <w:bookmarkStart w:id="31" w:name="discussion-1"/>
     <w:p>
       <w:pPr>
         <w:pStyle w:val="Heading3"/>
-      </w:pPr>
-      <w:r>
+        <w:keepNext/>
+        <w:keepLines/>
+        <w:spacing w:before="308" w:after="0" w:line="336" w:lineRule="exact"/>
+        <w:ind w:left="0"/>
+        <w:jc w:val="left"/>
+      </w:pPr>
+      <w:r>
+        <w:rPr>
+          <w:b/>
+          <w:bCs/>
+        </w:rPr>
         <w:t xml:space="preserve">Discussion</w:t>
       </w:r>
     </w:p>
@@ -809,21 +2629,26 @@
         <w:t xml:space="preserve">Viewed in the light most favorable to the prosecution, the evidence permits a rational finding of guilt on each element. The Court should affirm, and it should be convinced of guilt beyond a reasonable doubt after its own review of the record. [Authority.]</w:t>
       </w:r>
     </w:p>
-    <w:bookmarkEnd w:id="31"/>
-    <w:bookmarkEnd w:id="32"/>
-    <w:bookmarkEnd w:id="33"/>
-    <w:bookmarkStart w:id="34" w:name="conclusion"/>
     <w:p>
       <w:pPr>
         <w:pStyle w:val="Heading1"/>
-      </w:pPr>
-      <w:r>
-        <w:t xml:space="preserve">Conclusion</w:t>
-      </w:r>
-    </w:p>
-    <w:p>
-      <w:pPr>
-        <w:pStyle w:val="BodyKeepFirst"/>
+        <w:keepNext/>
+        <w:keepLines/>
+        <w:spacing w:before="392" w:after="0" w:line="336" w:lineRule="exact"/>
+        <w:ind w:left="0"/>
+        <w:jc w:val="center"/>
+      </w:pPr>
+      <w:r>
+        <w:rPr>
+          <w:b/>
+          <w:bCs/>
+        </w:rPr>
+        <w:t xml:space="preserve">CONCLUSION</w:t>
+      </w:r>
+    </w:p>
+    <w:p>
+      <w:pPr>
+        <w:pStyle w:val="FirstKeep"/>
       </w:pPr>
       <w:r>
         <w:t xml:space="preserve">The United States respectfully requests that this Honorable Court affirm the findings of guilty to Specification 1 of Charge I and Specification 2 of Charge II, and affirm the sentence as approved by the convening authority.</w:t>
@@ -844,12 +2669,18 @@
       <w:pPr>
         <w:keepNext/>
         <w:keepLines/>
-        <w:pBdr>
-          <w:bottom w:val="single" w:sz="4" w:space="1" w:color="000000"/>
-        </w:pBdr>
+        <w:tabs>
+          <w:tab w:val="left" w:pos="8640"/>
+        </w:tabs>
         <w:spacing w:before="672" w:after="0" w:line="336" w:lineRule="exact"/>
-        <w:ind w:left="4320" w:right="720"/>
-      </w:pPr>
+        <w:ind w:left="4320"/>
+      </w:pPr>
+      <w:r>
+        <w:rPr>
+          <w:u w:val="single"/>
+        </w:rPr>
+        <w:tab/>
+      </w:r>
     </w:p>
     <w:p>
       <w:pPr>
@@ -859,7 +2690,13 @@
         <w:ind w:left="4320"/>
       </w:pPr>
       <w:r>
-        <w:t xml:space="preserve">[COUNSEL NAME]</w:t>
+        <w:t xml:space="preserve">[COUNSEL</w:t>
+      </w:r>
+      <w:r>
+        <w:t xml:space="preserve"> </w:t>
+      </w:r>
+      <w:r>
+        <w:t xml:space="preserve">NAME]</w:t>
       </w:r>
     </w:p>
     <w:p>
@@ -874,7 +2711,35 @@
           <w:i/>
           <w:iCs/>
         </w:rPr>
-        <w:t xml:space="preserve">[Rank], JAGC, [Service]</w:t>
+        <w:t xml:space="preserve">[Rank],</w:t>
+      </w:r>
+      <w:r>
+        <w:rPr>
+          <w:i/>
+          <w:iCs/>
+        </w:rPr>
+        <w:t xml:space="preserve"> </w:t>
+      </w:r>
+      <w:r>
+        <w:rPr>
+          <w:i/>
+          <w:iCs/>
+        </w:rPr>
+        <w:t xml:space="preserve">JAGC,</w:t>
+      </w:r>
+      <w:r>
+        <w:rPr>
+          <w:i/>
+          <w:iCs/>
+        </w:rPr>
+        <w:t xml:space="preserve"> </w:t>
+      </w:r>
+      <w:r>
+        <w:rPr>
+          <w:i/>
+          <w:iCs/>
+        </w:rPr>
+        <w:t xml:space="preserve">[Service]</w:t>
       </w:r>
     </w:p>
     <w:p>
@@ -889,7 +2754,35 @@
           <w:i/>
           <w:iCs/>
         </w:rPr>
-        <w:t xml:space="preserve">Appellate Government Counsel</w:t>
+        <w:t xml:space="preserve">Appellate</w:t>
+      </w:r>
+      <w:r>
+        <w:rPr>
+          <w:i/>
+          <w:iCs/>
+        </w:rPr>
+        <w:t xml:space="preserve"> </w:t>
+      </w:r>
+      <w:r>
+        <w:rPr>
+          <w:i/>
+          <w:iCs/>
+        </w:rPr>
+        <w:t xml:space="preserve">Government</w:t>
+      </w:r>
+      <w:r>
+        <w:rPr>
+          <w:i/>
+          <w:iCs/>
+        </w:rPr>
+        <w:t xml:space="preserve"> </w:t>
+      </w:r>
+      <w:r>
+        <w:rPr>
+          <w:i/>
+          <w:iCs/>
+        </w:rPr>
+        <w:t xml:space="preserve">Counsel</w:t>
       </w:r>
     </w:p>
     <w:p>
@@ -904,7 +2797,63 @@
           <w:i/>
           <w:iCs/>
         </w:rPr>
-        <w:t xml:space="preserve">Navy-Marine Corps Appellate Review Activity</w:t>
+        <w:t xml:space="preserve">Navy-Marine</w:t>
+      </w:r>
+      <w:r>
+        <w:rPr>
+          <w:i/>
+          <w:iCs/>
+        </w:rPr>
+        <w:t xml:space="preserve"> </w:t>
+      </w:r>
+      <w:r>
+        <w:rPr>
+          <w:i/>
+          <w:iCs/>
+        </w:rPr>
+        <w:t xml:space="preserve">Corps</w:t>
+      </w:r>
+      <w:r>
+        <w:rPr>
+          <w:i/>
+          <w:iCs/>
+        </w:rPr>
+        <w:t xml:space="preserve"> </w:t>
+      </w:r>
+      <w:r>
+        <w:rPr>
+          <w:i/>
+          <w:iCs/>
+        </w:rPr>
+        <w:t xml:space="preserve">Appellate</w:t>
+      </w:r>
+      <w:r>
+        <w:rPr>
+          <w:i/>
+          <w:iCs/>
+        </w:rPr>
+        <w:t xml:space="preserve"> </w:t>
+      </w:r>
+      <w:r>
+        <w:rPr>
+          <w:i/>
+          <w:iCs/>
+        </w:rPr>
+        <w:t xml:space="preserve">Review</w:t>
+      </w:r>
+      <w:r>
+        <w:rPr>
+          <w:i/>
+          <w:iCs/>
+        </w:rPr>
+        <w:t xml:space="preserve"> </w:t>
+      </w:r>
+      <w:r>
+        <w:rPr>
+          <w:i/>
+          <w:iCs/>
+        </w:rPr>
+        <w:t xml:space="preserve">Activity</w:t>
       </w:r>
     </w:p>
     <w:p>
@@ -919,7 +2868,91 @@
           <w:i/>
           <w:iCs/>
         </w:rPr>
-        <w:t xml:space="preserve">1254 Charles Morris Street SE, Suite 100</w:t>
+        <w:t xml:space="preserve">1254</w:t>
+      </w:r>
+      <w:r>
+        <w:rPr>
+          <w:i/>
+          <w:iCs/>
+        </w:rPr>
+        <w:t xml:space="preserve"> </w:t>
+      </w:r>
+      <w:r>
+        <w:rPr>
+          <w:i/>
+          <w:iCs/>
+        </w:rPr>
+        <w:t xml:space="preserve">Charles</w:t>
+      </w:r>
+      <w:r>
+        <w:rPr>
+          <w:i/>
+          <w:iCs/>
+        </w:rPr>
+        <w:t xml:space="preserve"> </w:t>
+      </w:r>
+      <w:r>
+        <w:rPr>
+          <w:i/>
+          <w:iCs/>
+        </w:rPr>
+        <w:t xml:space="preserve">Morris</w:t>
+      </w:r>
+      <w:r>
+        <w:rPr>
+          <w:i/>
+          <w:iCs/>
+        </w:rPr>
+        <w:t xml:space="preserve"> </w:t>
+      </w:r>
+      <w:r>
+        <w:rPr>
+          <w:i/>
+          <w:iCs/>
+        </w:rPr>
+        <w:t xml:space="preserve">Street</w:t>
+      </w:r>
+      <w:r>
+        <w:rPr>
+          <w:i/>
+          <w:iCs/>
+        </w:rPr>
+        <w:t xml:space="preserve"> </w:t>
+      </w:r>
+      <w:r>
+        <w:rPr>
+          <w:i/>
+          <w:iCs/>
+        </w:rPr>
+        <w:t xml:space="preserve">SE,</w:t>
+      </w:r>
+      <w:r>
+        <w:rPr>
+          <w:i/>
+          <w:iCs/>
+        </w:rPr>
+        <w:t xml:space="preserve"> </w:t>
+      </w:r>
+      <w:r>
+        <w:rPr>
+          <w:i/>
+          <w:iCs/>
+        </w:rPr>
+        <w:t xml:space="preserve">Suite</w:t>
+      </w:r>
+      <w:r>
+        <w:rPr>
+          <w:i/>
+          <w:iCs/>
+        </w:rPr>
+        <w:t xml:space="preserve"> </w:t>
+      </w:r>
+      <w:r>
+        <w:rPr>
+          <w:i/>
+          <w:iCs/>
+        </w:rPr>
+        <w:t xml:space="preserve">100</w:t>
       </w:r>
     </w:p>
     <w:p>
@@ -934,7 +2967,160 @@
           <w:i/>
           <w:iCs/>
         </w:rPr>
-        <w:t xml:space="preserve">Washington, D.C. 20374-5124</w:t>
+        <w:t xml:space="preserve">Washington,</w:t>
+      </w:r>
+      <w:r>
+        <w:rPr>
+          <w:i/>
+          <w:iCs/>
+        </w:rPr>
+        <w:t xml:space="preserve"> </w:t>
+      </w:r>
+      <w:r>
+        <w:rPr>
+          <w:i/>
+          <w:iCs/>
+        </w:rPr>
+        <w:t xml:space="preserve">D.C.</w:t>
+      </w:r>
+      <w:r>
+        <w:rPr>
+          <w:i/>
+          <w:iCs/>
+        </w:rPr>
+        <w:t xml:space="preserve"> </w:t>
+      </w:r>
+      <w:r>
+        <w:rPr>
+          <w:i/>
+          <w:iCs/>
+        </w:rPr>
+        <w:t xml:space="preserve">20374</w:t>
+        <w:noBreakHyphen/>
+        <w:t xml:space="preserve">5124</w:t>
+      </w:r>
+    </w:p>
+    <w:p>
+      <w:pPr>
+        <w:spacing w:before="0" w:after="0" w:line="336" w:lineRule="exact"/>
+        <w:ind w:left="4320"/>
+      </w:pPr>
+      <w:r>
+        <w:rPr>
+          <w:i/>
+          <w:iCs/>
+        </w:rPr>
+        <w:t xml:space="preserve">([Telephone])</w:t>
+      </w:r>
+    </w:p>
+    <w:p>
+      <w:pPr>
+        <w:keepNext/>
+        <w:keepLines/>
+        <w:pageBreakBefore/>
+        <w:spacing w:before="0" w:after="0" w:line="336" w:lineRule="exact"/>
+        <w:jc w:val="center"/>
+      </w:pPr>
+      <w:r>
+        <w:rPr>
+          <w:b/>
+          <w:bCs/>
+        </w:rPr>
+        <w:t xml:space="preserve">CERTIFICATE OF FILING AND SERVICE</w:t>
+      </w:r>
+    </w:p>
+    <w:p>
+      <w:pPr>
+        <w:keepNext/>
+        <w:keepLines/>
+        <w:spacing w:before="336" w:after="0" w:line="672" w:lineRule="exact"/>
+        <w:ind w:left="0" w:firstLine="720"/>
+      </w:pPr>
+      <w:r>
+        <w:t xml:space="preserve">I certify that the foregoing was delivered to the Navy-Marine Corps Court of Criminal Appeals, and that a copy was served on </w:t>
+      </w:r>
+      <w:r>
+        <w:t xml:space="preserve">Appellate</w:t>
+      </w:r>
+      <w:r>
+        <w:t xml:space="preserve"> </w:t>
+      </w:r>
+      <w:r>
+        <w:t xml:space="preserve">Defense</w:t>
+      </w:r>
+      <w:r>
+        <w:t xml:space="preserve"> </w:t>
+      </w:r>
+      <w:r>
+        <w:t xml:space="preserve">Division,</w:t>
+      </w:r>
+      <w:r>
+        <w:t xml:space="preserve"> </w:t>
+      </w:r>
+      <w:r>
+        <w:t xml:space="preserve">Navy-Marine</w:t>
+      </w:r>
+      <w:r>
+        <w:t xml:space="preserve"> </w:t>
+      </w:r>
+      <w:r>
+        <w:t xml:space="preserve">Corps</w:t>
+      </w:r>
+      <w:r>
+        <w:t xml:space="preserve"> </w:t>
+      </w:r>
+      <w:r>
+        <w:t xml:space="preserve">Appellate</w:t>
+      </w:r>
+      <w:r>
+        <w:t xml:space="preserve"> </w:t>
+      </w:r>
+      <w:r>
+        <w:t xml:space="preserve">Review</w:t>
+      </w:r>
+      <w:r>
+        <w:t xml:space="preserve"> </w:t>
+      </w:r>
+      <w:r>
+        <w:t xml:space="preserve">Activity</w:t>
+      </w:r>
+      <w:r>
+        <w:t xml:space="preserve"> on </w:t>
+      </w:r>
+      <w:r>
+        <w:t xml:space="preserve">[date</w:t>
+      </w:r>
+      <w:r>
+        <w:t xml:space="preserve"> </w:t>
+      </w:r>
+      <w:r>
+        <w:t xml:space="preserve">of</w:t>
+      </w:r>
+      <w:r>
+        <w:t xml:space="preserve"> </w:t>
+      </w:r>
+      <w:r>
+        <w:t xml:space="preserve">filing]</w:t>
+      </w:r>
+      <w:r>
+        <w:t xml:space="preserve">.</w:t>
+      </w:r>
+    </w:p>
+    <w:p>
+      <w:pPr>
+        <w:keepNext/>
+        <w:keepLines/>
+        <w:tabs>
+          <w:tab w:val="left" w:pos="8640"/>
+        </w:tabs>
+        <w:spacing w:before="672" w:after="0" w:line="336" w:lineRule="exact"/>
+        <w:ind w:left="4320"/>
+      </w:pPr>
+      <w:r>
+        <w:rPr>
+          <w:u w:val="single"/>
+        </w:rPr>
+        <w:tab/>
       </w:r>
     </w:p>
     <w:p>
@@ -945,48 +3131,14 @@
         <w:ind w:left="4320"/>
       </w:pPr>
       <w:r>
-        <w:rPr>
-          <w:i/>
-          <w:iCs/>
-        </w:rPr>
-        <w:t xml:space="preserve">([Telephone])</w:t>
-      </w:r>
-    </w:p>
-    <w:p>
-      <w:pPr>
-        <w:keepNext/>
-        <w:pageBreakBefore/>
-        <w:spacing w:before="0" w:after="0" w:line="336" w:lineRule="exact"/>
-        <w:jc w:val="center"/>
-      </w:pPr>
-      <w:r>
-        <w:rPr>
-          <w:b/>
-          <w:bCs/>
-        </w:rPr>
-        <w:t xml:space="preserve">CERTIFICATE OF FILING AND SERVICE</w:t>
-      </w:r>
-    </w:p>
-    <w:p>
-      <w:pPr>
-        <w:keepNext/>
-        <w:spacing w:before="336" w:after="0" w:line="672" w:lineRule="exact"/>
-        <w:ind w:firstLine="720"/>
-      </w:pPr>
-      <w:r>
-        <w:t xml:space="preserve">I certify that the foregoing was delivered to the Navy-Marine Corps Court of Criminal Appeals, and that a copy was served on Appellate Defense Division, Navy-Marine Corps Appellate Review Activity on [date of filing].</w:t>
-      </w:r>
-    </w:p>
-    <w:p>
-      <w:pPr>
-        <w:keepNext/>
-        <w:keepLines/>
-        <w:pBdr>
-          <w:bottom w:val="single" w:sz="4" w:space="1" w:color="000000"/>
-        </w:pBdr>
-        <w:spacing w:before="672" w:after="0" w:line="336" w:lineRule="exact"/>
-        <w:ind w:left="4320" w:right="720"/>
-      </w:pPr>
+        <w:t xml:space="preserve">[COUNSEL</w:t>
+      </w:r>
+      <w:r>
+        <w:t xml:space="preserve"> </w:t>
+      </w:r>
+      <w:r>
+        <w:t xml:space="preserve">NAME]</w:t>
+      </w:r>
     </w:p>
     <w:p>
       <w:pPr>
@@ -996,7 +3148,39 @@
         <w:ind w:left="4320"/>
       </w:pPr>
       <w:r>
-        <w:t xml:space="preserve">[COUNSEL NAME]</w:t>
+        <w:rPr>
+          <w:i/>
+          <w:iCs/>
+        </w:rPr>
+        <w:t xml:space="preserve">[Rank],</w:t>
+      </w:r>
+      <w:r>
+        <w:rPr>
+          <w:i/>
+          <w:iCs/>
+        </w:rPr>
+        <w:t xml:space="preserve"> </w:t>
+      </w:r>
+      <w:r>
+        <w:rPr>
+          <w:i/>
+          <w:iCs/>
+        </w:rPr>
+        <w:t xml:space="preserve">JAGC,</w:t>
+      </w:r>
+      <w:r>
+        <w:rPr>
+          <w:i/>
+          <w:iCs/>
+        </w:rPr>
+        <w:t xml:space="preserve"> </w:t>
+      </w:r>
+      <w:r>
+        <w:rPr>
+          <w:i/>
+          <w:iCs/>
+        </w:rPr>
+        <w:t xml:space="preserve">[Service]</w:t>
       </w:r>
     </w:p>
     <w:p>
@@ -1011,7 +3195,35 @@
           <w:i/>
           <w:iCs/>
         </w:rPr>
-        <w:t xml:space="preserve">[Rank], JAGC, [Service]</w:t>
+        <w:t xml:space="preserve">Appellate</w:t>
+      </w:r>
+      <w:r>
+        <w:rPr>
+          <w:i/>
+          <w:iCs/>
+        </w:rPr>
+        <w:t xml:space="preserve"> </w:t>
+      </w:r>
+      <w:r>
+        <w:rPr>
+          <w:i/>
+          <w:iCs/>
+        </w:rPr>
+        <w:t xml:space="preserve">Government</w:t>
+      </w:r>
+      <w:r>
+        <w:rPr>
+          <w:i/>
+          <w:iCs/>
+        </w:rPr>
+        <w:t xml:space="preserve"> </w:t>
+      </w:r>
+      <w:r>
+        <w:rPr>
+          <w:i/>
+          <w:iCs/>
+        </w:rPr>
+        <w:t xml:space="preserve">Counsel</w:t>
       </w:r>
     </w:p>
     <w:p>
@@ -1026,7 +3238,63 @@
           <w:i/>
           <w:iCs/>
         </w:rPr>
-        <w:t xml:space="preserve">Appellate Government Counsel</w:t>
+        <w:t xml:space="preserve">Navy-Marine</w:t>
+      </w:r>
+      <w:r>
+        <w:rPr>
+          <w:i/>
+          <w:iCs/>
+        </w:rPr>
+        <w:t xml:space="preserve"> </w:t>
+      </w:r>
+      <w:r>
+        <w:rPr>
+          <w:i/>
+          <w:iCs/>
+        </w:rPr>
+        <w:t xml:space="preserve">Corps</w:t>
+      </w:r>
+      <w:r>
+        <w:rPr>
+          <w:i/>
+          <w:iCs/>
+        </w:rPr>
+        <w:t xml:space="preserve"> </w:t>
+      </w:r>
+      <w:r>
+        <w:rPr>
+          <w:i/>
+          <w:iCs/>
+        </w:rPr>
+        <w:t xml:space="preserve">Appellate</w:t>
+      </w:r>
+      <w:r>
+        <w:rPr>
+          <w:i/>
+          <w:iCs/>
+        </w:rPr>
+        <w:t xml:space="preserve"> </w:t>
+      </w:r>
+      <w:r>
+        <w:rPr>
+          <w:i/>
+          <w:iCs/>
+        </w:rPr>
+        <w:t xml:space="preserve">Review</w:t>
+      </w:r>
+      <w:r>
+        <w:rPr>
+          <w:i/>
+          <w:iCs/>
+        </w:rPr>
+        <w:t xml:space="preserve"> </w:t>
+      </w:r>
+      <w:r>
+        <w:rPr>
+          <w:i/>
+          <w:iCs/>
+        </w:rPr>
+        <w:t xml:space="preserve">Activity</w:t>
       </w:r>
     </w:p>
     <w:p>
@@ -1041,7 +3309,91 @@
           <w:i/>
           <w:iCs/>
         </w:rPr>
-        <w:t xml:space="preserve">Navy-Marine Corps Appellate Review Activity</w:t>
+        <w:t xml:space="preserve">1254</w:t>
+      </w:r>
+      <w:r>
+        <w:rPr>
+          <w:i/>
+          <w:iCs/>
+        </w:rPr>
+        <w:t xml:space="preserve"> </w:t>
+      </w:r>
+      <w:r>
+        <w:rPr>
+          <w:i/>
+          <w:iCs/>
+        </w:rPr>
+        <w:t xml:space="preserve">Charles</w:t>
+      </w:r>
+      <w:r>
+        <w:rPr>
+          <w:i/>
+          <w:iCs/>
+        </w:rPr>
+        <w:t xml:space="preserve"> </w:t>
+      </w:r>
+      <w:r>
+        <w:rPr>
+          <w:i/>
+          <w:iCs/>
+        </w:rPr>
+        <w:t xml:space="preserve">Morris</w:t>
+      </w:r>
+      <w:r>
+        <w:rPr>
+          <w:i/>
+          <w:iCs/>
+        </w:rPr>
+        <w:t xml:space="preserve"> </w:t>
+      </w:r>
+      <w:r>
+        <w:rPr>
+          <w:i/>
+          <w:iCs/>
+        </w:rPr>
+        <w:t xml:space="preserve">Street</w:t>
+      </w:r>
+      <w:r>
+        <w:rPr>
+          <w:i/>
+          <w:iCs/>
+        </w:rPr>
+        <w:t xml:space="preserve"> </w:t>
+      </w:r>
+      <w:r>
+        <w:rPr>
+          <w:i/>
+          <w:iCs/>
+        </w:rPr>
+        <w:t xml:space="preserve">SE,</w:t>
+      </w:r>
+      <w:r>
+        <w:rPr>
+          <w:i/>
+          <w:iCs/>
+        </w:rPr>
+        <w:t xml:space="preserve"> </w:t>
+      </w:r>
+      <w:r>
+        <w:rPr>
+          <w:i/>
+          <w:iCs/>
+        </w:rPr>
+        <w:t xml:space="preserve">Suite</w:t>
+      </w:r>
+      <w:r>
+        <w:rPr>
+          <w:i/>
+          <w:iCs/>
+        </w:rPr>
+        <w:t xml:space="preserve"> </w:t>
+      </w:r>
+      <w:r>
+        <w:rPr>
+          <w:i/>
+          <w:iCs/>
+        </w:rPr>
+        <w:t xml:space="preserve">100</w:t>
       </w:r>
     </w:p>
     <w:p>
@@ -1056,13 +3408,41 @@
           <w:i/>
           <w:iCs/>
         </w:rPr>
-        <w:t xml:space="preserve">1254 Charles Morris Street SE, Suite 100</w:t>
-      </w:r>
-    </w:p>
-    <w:p>
-      <w:pPr>
-        <w:keepNext/>
-        <w:keepLines/>
+        <w:t xml:space="preserve">Washington,</w:t>
+      </w:r>
+      <w:r>
+        <w:rPr>
+          <w:i/>
+          <w:iCs/>
+        </w:rPr>
+        <w:t xml:space="preserve"> </w:t>
+      </w:r>
+      <w:r>
+        <w:rPr>
+          <w:i/>
+          <w:iCs/>
+        </w:rPr>
+        <w:t xml:space="preserve">D.C.</w:t>
+      </w:r>
+      <w:r>
+        <w:rPr>
+          <w:i/>
+          <w:iCs/>
+        </w:rPr>
+        <w:t xml:space="preserve"> </w:t>
+      </w:r>
+      <w:r>
+        <w:rPr>
+          <w:i/>
+          <w:iCs/>
+        </w:rPr>
+        <w:t xml:space="preserve">20374</w:t>
+        <w:noBreakHyphen/>
+        <w:t xml:space="preserve">5124</w:t>
+      </w:r>
+    </w:p>
+    <w:p>
+      <w:pPr>
         <w:spacing w:before="0" w:after="0" w:line="336" w:lineRule="exact"/>
         <w:ind w:left="4320"/>
       </w:pPr>
@@ -1071,29 +3451,13 @@
           <w:i/>
           <w:iCs/>
         </w:rPr>
-        <w:t xml:space="preserve">Washington, D.C. 20374-5124</w:t>
-      </w:r>
-    </w:p>
-    <w:p>
-      <w:pPr>
-        <w:keepNext/>
-        <w:keepLines/>
-        <w:spacing w:before="0" w:after="0" w:line="336" w:lineRule="exact"/>
-        <w:ind w:left="4320"/>
-      </w:pPr>
-      <w:r>
-        <w:rPr>
-          <w:i/>
-          <w:iCs/>
-        </w:rPr>
         <w:t xml:space="preserve">([Telephone])</w:t>
       </w:r>
     </w:p>
-    <w:bookmarkEnd w:id="34"/>
     <w:sectPr>
-      <w:footerReference r:id="rId9" w:type="default"/>
-      <w:pgSz w:h="15840" w:w="12240"/>
-      <w:pgMar w:bottom="1440" w:footer="720" w:gutter="0" w:header="720" w:left="1440" w:right="1440" w:top="1440"/>
+      <w:footerReference w:type="default" r:id="rIdFtrPage"/>
+      <w:pgSz w:w="12240" w:h="15840"/>
+      <w:pgMar w:top="1440" w:right="1440" w:bottom="1520" w:left="1440" w:header="720" w:footer="727" w:gutter="0"/>
       <w:pgNumType w:fmt="decimal" w:start="1"/>
     </w:sectPr>
   </w:body>
@@ -1104,11 +3468,70 @@
 <w:comments xmlns:w="http://schemas.openxmlformats.org/wordprocessingml/2006/main" xmlns:m="http://schemas.openxmlformats.org/officeDocument/2006/math" xmlns:r="http://schemas.openxmlformats.org/officeDocument/2006/relationships" xmlns:o="urn:schemas-microsoft-com:office:office" xmlns:v="urn:schemas-microsoft-com:vml" xmlns:w10="urn:schemas-microsoft-com:office:word" xmlns:a="http://schemas.openxmlformats.org/drawingml/2006/main" xmlns:pic="http://schemas.openxmlformats.org/drawingml/2006/picture" xmlns:wp="http://schemas.openxmlformats.org/drawingml/2006/wordprocessingDrawing"/>
 </file>
 
-<file path=word/footer1.xml><?xml version="1.0" encoding="utf-8"?>
+<file path=word/footnotes.xml><?xml version="1.0" encoding="utf-8"?>
+<w:footnotes xmlns:w="http://schemas.openxmlformats.org/wordprocessingml/2006/main" xmlns:m="http://schemas.openxmlformats.org/officeDocument/2006/math" xmlns:r="http://schemas.openxmlformats.org/officeDocument/2006/relationships" xmlns:o="urn:schemas-microsoft-com:office:office" xmlns:v="urn:schemas-microsoft-com:vml" xmlns:w10="urn:schemas-microsoft-com:office:word" xmlns:a="http://schemas.openxmlformats.org/drawingml/2006/main" xmlns:pic="http://schemas.openxmlformats.org/drawingml/2006/picture" xmlns:wp="http://schemas.openxmlformats.org/drawingml/2006/wordprocessingDrawing">
+  <w:footnote w:type="continuationSeparator" w:id="0">
+    <w:p>
+      <w:r>
+        <w:continuationSeparator/>
+      </w:r>
+    </w:p>
+  </w:footnote>
+  <w:footnote w:type="separator" w:id="-1">
+    <w:p>
+      <w:r>
+        <w:separator/>
+      </w:r>
+    </w:p>
+  </w:footnote>
+</w:footnotes>
+</file>
+
+<file path=word/ftr-add.xml><?xml version="1.0" encoding="utf-8"?>
 <w:ftr xmlns:w="http://schemas.openxmlformats.org/wordprocessingml/2006/main" xmlns:r="http://schemas.openxmlformats.org/officeDocument/2006/relationships">
   <w:p>
     <w:pPr>
-      <w:pStyle w:val="Footer"/>
+      <w:spacing w:before="0" w:after="0"/>
+      <w:jc w:val="center"/>
+    </w:pPr>
+    <w:r>
+      <w:t>Add-</w:t>
+    </w:r>
+    <w:r>
+      <w:fldChar w:fldCharType="begin"/>
+    </w:r>
+    <w:r>
+      <w:instrText xml:space="preserve"> PAGE </w:instrText>
+    </w:r>
+    <w:r>
+      <w:fldChar w:fldCharType="separate"/>
+    </w:r>
+    <w:r>
+      <w:t>1</w:t>
+    </w:r>
+    <w:r>
+      <w:fldChar w:fldCharType="end"/>
+    </w:r>
+  </w:p>
+</w:ftr>
+</file>
+
+<file path=word/ftr-none.xml><?xml version="1.0" encoding="utf-8"?>
+<w:ftr xmlns:w="http://schemas.openxmlformats.org/wordprocessingml/2006/main" xmlns:r="http://schemas.openxmlformats.org/officeDocument/2006/relationships">
+  <w:p>
+    <w:pPr>
+      <w:spacing w:before="0" w:after="0"/>
+      <w:jc w:val="center"/>
+    </w:pPr>
+  </w:p>
+</w:ftr>
+</file>
+
+<file path=word/ftr-page.xml><?xml version="1.0" encoding="utf-8"?>
+<w:ftr xmlns:w="http://schemas.openxmlformats.org/wordprocessingml/2006/main" xmlns:r="http://schemas.openxmlformats.org/officeDocument/2006/relationships">
+  <w:p>
+    <w:pPr>
+      <w:spacing w:before="0" w:after="0"/>
       <w:jc w:val="center"/>
     </w:pPr>
     <w:r>
@@ -1130,25 +3553,6 @@
 </w:ftr>
 </file>
 
-<file path=word/footnotes.xml><?xml version="1.0" encoding="utf-8"?>
-<w:footnotes xmlns:w="http://schemas.openxmlformats.org/wordprocessingml/2006/main" xmlns:m="http://schemas.openxmlformats.org/officeDocument/2006/math" xmlns:r="http://schemas.openxmlformats.org/officeDocument/2006/relationships" xmlns:o="urn:schemas-microsoft-com:office:office" xmlns:v="urn:schemas-microsoft-com:vml" xmlns:w10="urn:schemas-microsoft-com:office:word" xmlns:a="http://schemas.openxmlformats.org/drawingml/2006/main" xmlns:pic="http://schemas.openxmlformats.org/drawingml/2006/picture" xmlns:wp="http://schemas.openxmlformats.org/drawingml/2006/wordprocessingDrawing">
-  <w:footnote w:type="continuationSeparator" w:id="0">
-    <w:p>
-      <w:r>
-        <w:continuationSeparator/>
-      </w:r>
-    </w:p>
-  </w:footnote>
-  <w:footnote w:type="separator" w:id="-1">
-    <w:p>
-      <w:r>
-        <w:separator/>
-      </w:r>
-    </w:p>
-  </w:footnote>
-</w:footnotes>
-</file>
-
 <file path=word/numbering.xml><?xml version="1.0" encoding="utf-8"?>
 <w:numbering xmlns:w="http://schemas.openxmlformats.org/wordprocessingml/2006/main">
   <w:abstractNum w:abstractNumId="990">
@@ -1238,21 +3642,57 @@
   <w:docDefaults>
     <w:rPrDefault>
       <w:rPr>
-        <w:rFonts w:ascii="EB Garamond" w:cs="EB Garamond" w:eastAsia="EB Garamond" w:hAnsi="EB Garamond"/>
+        <w:rFonts w:ascii="EB Garamond" w:hAnsi="EB Garamond" w:eastAsia="EB Garamond" w:cs="EB Garamond"/>
         <w:sz w:val="28"/>
         <w:szCs w:val="28"/>
-        <w:lang w:bidi="ar-SA" w:eastAsia="en-US" w:val="en-US"/>
+        <w:lang w:val="en-US" w:eastAsia="en-US" w:bidi="ar-SA"/>
       </w:rPr>
     </w:rPrDefault>
     <w:pPrDefault>
       <w:pPr>
-        <w:widowControl/>
-        <w:spacing w:after="0" w:before="0" w:line="336" w:lineRule="exact"/>
+        <w:widowControl w:val="0"/>
+        <w:spacing w:before="0" w:after="0" w:line="336" w:lineRule="exact"/>
       </w:pPr>
     </w:pPrDefault>
   </w:docDefaults>
-  <w:latentStyles w:count="276" w:defLockedState="0" w:defQFormat="0" w:defSemiHidden="0" w:defUIPriority="0" w:defUnhideWhenUsed="0"/>
-  <w:style w:styleId="Title" w:type="paragraph">
+  <w:latentStyles w:defLockedState="0" w:defUIPriority="0" w:defSemiHidden="0" w:defUnhideWhenUsed="0" w:defQFormat="0" w:count="276"/>
+  <w:style w:type="paragraph" w:default="1" w:styleId="Normal">
+    <w:name w:val="Normal"/>
+    <w:qFormat/>
+    <w:pPr>
+      <w:widowControl w:val="0"/>
+      <w:spacing w:before="0" w:after="0" w:line="336" w:lineRule="exact"/>
+    </w:pPr>
+    <w:rPr>
+      <w:rFonts w:ascii="EB Garamond" w:hAnsi="EB Garamond" w:eastAsia="EB Garamond" w:cs="EB Garamond"/>
+      <w:sz w:val="28"/>
+      <w:szCs w:val="28"/>
+    </w:rPr>
+  </w:style>
+  <w:style w:type="paragraph" w:styleId="BodyText">
+    <w:name w:val="Body Text"/>
+    <w:basedOn w:val="Normal"/>
+    <w:qFormat/>
+    <w:pPr>
+      <w:spacing w:before="0" w:after="0" w:line="672" w:lineRule="exact"/>
+      <w:ind w:firstLine="720"/>
+    </w:pPr>
+  </w:style>
+  <w:style w:type="paragraph" w:customStyle="1" w:styleId="FirstParagraph">
+    <w:name w:val="First Paragraph"/>
+    <w:basedOn w:val="Normal"/>
+    <w:next w:val="BodyText"/>
+    <w:qFormat/>
+    <w:pPr>
+      <w:spacing w:before="0" w:after="0" w:line="672" w:lineRule="exact"/>
+    </w:pPr>
+  </w:style>
+  <w:style w:type="paragraph" w:customStyle="1" w:styleId="Compact">
+    <w:name w:val="Compact"/>
+    <w:basedOn w:val="FirstParagraph"/>
+    <w:qFormat/>
+  </w:style>
+  <w:style w:type="paragraph" w:styleId="Title">
     <w:name w:val="Title"/>
     <w:basedOn w:val="Normal"/>
     <w:next w:val="BodyText"/>
@@ -1271,7 +3711,7 @@
       <w:szCs w:val="56"/>
     </w:rPr>
   </w:style>
-  <w:style w:customStyle="1" w:styleId="TitleChar" w:type="character">
+  <w:style w:type="character" w:customStyle="1" w:styleId="TitleChar">
     <w:name w:val="Title Char"/>
     <w:basedOn w:val="DefaultParagraphFont"/>
     <w:link w:val="Title"/>
@@ -1283,7 +3723,7 @@
       <w:szCs w:val="56"/>
     </w:rPr>
   </w:style>
-  <w:style w:styleId="Subtitle" w:type="paragraph">
+  <w:style w:type="paragraph" w:styleId="Subtitle">
     <w:name w:val="Subtitle"/>
     <w:basedOn w:val="Title"/>
     <w:next w:val="BodyText"/>
@@ -1303,7 +3743,7 @@
       <w:szCs w:val="28"/>
     </w:rPr>
   </w:style>
-  <w:style w:customStyle="1" w:styleId="SubtitleChar" w:type="character">
+  <w:style w:type="character" w:customStyle="1" w:styleId="SubtitleChar">
     <w:name w:val="Subtitle Char"/>
     <w:basedOn w:val="DefaultParagraphFont"/>
     <w:link w:val="Subtitle"/>
@@ -1311,13 +3751,13 @@
     <w:rsid w:val="00A10FD9"/>
     <w:rPr>
       <w:rFonts w:cstheme="majorBidi"/>
-      <w:color w:themeColor="text1" w:themeTint="A6" w:val="595959"/>
+      <w:color w:val="595959" w:themeColor="text1" w:themeTint="A6"/>
       <w:spacing w:val="15"/>
       <w:sz w:val="28"/>
       <w:szCs w:val="28"/>
     </w:rPr>
   </w:style>
-  <w:style w:customStyle="1" w:styleId="Author" w:type="paragraph">
+  <w:style w:type="paragraph" w:customStyle="1" w:styleId="Author">
     <w:name w:val="Author"/>
     <w:basedOn w:val="Title"/>
     <w:next w:val="BodyText"/>
@@ -1331,7 +3771,7 @@
       <w:szCs w:val="24"/>
     </w:rPr>
   </w:style>
-  <w:style w:styleId="Date" w:type="paragraph">
+  <w:style w:type="paragraph" w:styleId="Date">
     <w:name w:val="Date"/>
     <w:basedOn w:val="Title"/>
     <w:next w:val="BodyText"/>
@@ -1345,7 +3785,7 @@
       <w:szCs w:val="24"/>
     </w:rPr>
   </w:style>
-  <w:style w:customStyle="1" w:styleId="AbstractTitle" w:type="paragraph">
+  <w:style w:type="paragraph" w:customStyle="1" w:styleId="AbstractTitle">
     <w:name w:val="Abstract Title"/>
     <w:basedOn w:val="Normal"/>
     <w:next w:val="Abstract"/>
@@ -1353,7 +3793,7 @@
     <w:pPr>
       <w:keepNext/>
       <w:keepLines/>
-      <w:spacing w:after="0" w:before="300"/>
+      <w:spacing w:before="300" w:after="0"/>
       <w:jc w:val="center"/>
     </w:pPr>
     <w:rPr>
@@ -1362,7 +3802,7 @@
       <w:szCs w:val="20"/>
     </w:rPr>
   </w:style>
-  <w:style w:customStyle="1" w:styleId="Abstract" w:type="paragraph">
+  <w:style w:type="paragraph" w:customStyle="1" w:styleId="Abstract">
     <w:name w:val="Abstract"/>
     <w:basedOn w:val="Normal"/>
     <w:next w:val="BodyText"/>
@@ -1370,14 +3810,14 @@
     <w:pPr>
       <w:keepNext/>
       <w:keepLines/>
-      <w:spacing w:after="300" w:before="100"/>
+      <w:spacing w:before="100" w:after="300"/>
     </w:pPr>
     <w:rPr>
       <w:sz w:val="20"/>
       <w:szCs w:val="20"/>
     </w:rPr>
   </w:style>
-  <w:style w:styleId="Bibliography" w:type="paragraph">
+  <w:style w:type="paragraph" w:styleId="Bibliography">
     <w:name w:val="Bibliography"/>
     <w:basedOn w:val="Normal"/>
     <w:next w:val="Bibliography"/>
@@ -1385,7 +3825,73 @@
     <w:pPr/>
     <w:rPr/>
   </w:style>
-  <w:style w:styleId="Heading6" w:type="paragraph">
+  <w:style w:type="paragraph" w:styleId="Heading1">
+    <w:name w:val="heading 1"/>
+    <w:basedOn w:val="Normal"/>
+    <w:next w:val="FirstParagraph"/>
+    <w:qFormat/>
+    <w:pPr>
+      <w:keepNext/>
+      <w:keepLines/>
+      <w:spacing w:before="392" w:after="0" w:line="336" w:lineRule="exact"/>
+      <w:jc w:val="center"/>
+      <w:outlineLvl w:val="0"/>
+    </w:pPr>
+    <w:rPr>
+      <w:b/>
+      <w:bCs/>
+      <w:color w:val="000000"/>
+      <w:sz w:val="28"/>
+      <w:szCs w:val="28"/>
+    </w:rPr>
+  </w:style>
+  <w:style w:type="paragraph" w:styleId="Heading2">
+    <w:name w:val="heading 2"/>
+    <w:basedOn w:val="Normal"/>
+    <w:next w:val="FirstParagraph"/>
+    <w:qFormat/>
+    <w:pPr>
+      <w:keepNext/>
+      <w:keepLines/>
+      <w:spacing w:before="308" w:after="0" w:line="336" w:lineRule="exact"/>
+      <w:outlineLvl w:val="1"/>
+    </w:pPr>
+    <w:rPr>
+      <w:b/>
+      <w:bCs/>
+      <w:color w:val="000000"/>
+      <w:sz w:val="28"/>
+      <w:szCs w:val="28"/>
+    </w:rPr>
+  </w:style>
+  <w:style w:type="paragraph" w:styleId="Heading3">
+    <w:name w:val="heading 3"/>
+    <w:basedOn w:val="Heading2"/>
+    <w:next w:val="FirstParagraph"/>
+    <w:qFormat/>
+    <w:pPr>
+      <w:outlineLvl w:val="2"/>
+    </w:pPr>
+  </w:style>
+  <w:style w:type="paragraph" w:styleId="Heading4">
+    <w:name w:val="heading 4"/>
+    <w:basedOn w:val="Heading2"/>
+    <w:next w:val="FirstParagraph"/>
+    <w:qFormat/>
+    <w:pPr>
+      <w:outlineLvl w:val="3"/>
+    </w:pPr>
+  </w:style>
+  <w:style w:type="paragraph" w:styleId="Heading5">
+    <w:name w:val="heading 5"/>
+    <w:basedOn w:val="Heading2"/>
+    <w:next w:val="FirstParagraph"/>
+    <w:qFormat/>
+    <w:pPr>
+      <w:outlineLvl w:val="4"/>
+    </w:pPr>
+  </w:style>
+  <w:style w:type="paragraph" w:styleId="Heading6">
     <w:name w:val="heading 6"/>
     <w:basedOn w:val="Normal"/>
     <w:next w:val="BodyText"/>
@@ -1398,17 +3904,17 @@
     <w:pPr>
       <w:keepNext/>
       <w:keepLines/>
-      <w:spacing w:after="0" w:before="40"/>
+      <w:spacing w:before="40" w:after="0"/>
       <w:outlineLvl w:val="5"/>
     </w:pPr>
     <w:rPr>
       <w:rFonts w:cstheme="majorBidi"/>
       <w:i/>
       <w:iCs/>
-      <w:color w:themeColor="text1" w:themeTint="A6" w:val="595959"/>
-    </w:rPr>
-  </w:style>
-  <w:style w:styleId="Heading7" w:type="paragraph">
+      <w:color w:val="595959" w:themeColor="text1" w:themeTint="A6"/>
+    </w:rPr>
+  </w:style>
+  <w:style w:type="paragraph" w:styleId="Heading7">
     <w:name w:val="heading 7"/>
     <w:basedOn w:val="Normal"/>
     <w:next w:val="BodyText"/>
@@ -1421,15 +3927,15 @@
     <w:pPr>
       <w:keepNext/>
       <w:keepLines/>
-      <w:spacing w:after="0" w:before="40"/>
+      <w:spacing w:before="40" w:after="0"/>
       <w:outlineLvl w:val="6"/>
     </w:pPr>
     <w:rPr>
       <w:rFonts w:cstheme="majorBidi"/>
-      <w:color w:themeColor="text1" w:themeTint="A6" w:val="595959"/>
-    </w:rPr>
-  </w:style>
-  <w:style w:styleId="Heading8" w:type="paragraph">
+      <w:color w:val="595959" w:themeColor="text1" w:themeTint="A6"/>
+    </w:rPr>
+  </w:style>
+  <w:style w:type="paragraph" w:styleId="Heading8">
     <w:name w:val="heading 8"/>
     <w:basedOn w:val="Normal"/>
     <w:next w:val="BodyText"/>
@@ -1449,10 +3955,10 @@
       <w:rFonts w:cstheme="majorBidi"/>
       <w:i/>
       <w:iCs/>
-      <w:color w:themeColor="text1" w:themeTint="D8" w:val="272727"/>
-    </w:rPr>
-  </w:style>
-  <w:style w:styleId="Heading9" w:type="paragraph">
+      <w:color w:val="272727" w:themeColor="text1" w:themeTint="D8"/>
+    </w:rPr>
+  </w:style>
+  <w:style w:type="paragraph" w:styleId="Heading9">
     <w:name w:val="heading 9"/>
     <w:basedOn w:val="Normal"/>
     <w:next w:val="BodyText"/>
@@ -1470,10 +3976,10 @@
     </w:pPr>
     <w:rPr>
       <w:rFonts w:cstheme="majorBidi"/>
-      <w:color w:themeColor="text1" w:themeTint="D8" w:val="272727"/>
-    </w:rPr>
-  </w:style>
-  <w:style w:customStyle="1" w:styleId="Heading1Char" w:type="character">
+      <w:color w:val="272727" w:themeColor="text1" w:themeTint="D8"/>
+    </w:rPr>
+  </w:style>
+  <w:style w:type="character" w:customStyle="1" w:styleId="Heading1Char">
     <w:name w:val="Heading 1 Char"/>
     <w:basedOn w:val="DefaultParagraphFont"/>
     <w:link w:val="Heading1"/>
@@ -1481,12 +3987,12 @@
     <w:rsid w:val="00A10FD9"/>
     <w:rPr>
       <w:rFonts w:cstheme="majorBidi"/>
-      <w:color w:themeColor="accent1" w:themeShade="BF" w:val="0F4761"/>
+      <w:color w:val="0F4761" w:themeColor="accent1" w:themeShade="BF"/>
       <w:sz w:val="40"/>
       <w:szCs w:val="40"/>
     </w:rPr>
   </w:style>
-  <w:style w:customStyle="1" w:styleId="Heading2Char" w:type="character">
+  <w:style w:type="character" w:customStyle="1" w:styleId="Heading2Char">
     <w:name w:val="Heading 2 Char"/>
     <w:basedOn w:val="DefaultParagraphFont"/>
     <w:link w:val="Heading2"/>
@@ -1495,12 +4001,12 @@
     <w:rsid w:val="00A10FD9"/>
     <w:rPr>
       <w:rFonts w:cstheme="majorBidi"/>
-      <w:color w:themeColor="accent1" w:themeShade="BF" w:val="0F4761"/>
+      <w:color w:val="0F4761" w:themeColor="accent1" w:themeShade="BF"/>
       <w:sz w:val="32"/>
       <w:szCs w:val="32"/>
     </w:rPr>
   </w:style>
-  <w:style w:customStyle="1" w:styleId="Heading3Char" w:type="character">
+  <w:style w:type="character" w:customStyle="1" w:styleId="Heading3Char">
     <w:name w:val="Heading 3 Char"/>
     <w:basedOn w:val="DefaultParagraphFont"/>
     <w:link w:val="Heading3"/>
@@ -1509,12 +4015,12 @@
     <w:rsid w:val="00A10FD9"/>
     <w:rPr>
       <w:rFonts w:cstheme="majorBidi"/>
-      <w:color w:themeColor="accent1" w:themeShade="BF" w:val="0F4761"/>
+      <w:color w:val="0F4761" w:themeColor="accent1" w:themeShade="BF"/>
       <w:sz w:val="28"/>
       <w:szCs w:val="28"/>
     </w:rPr>
   </w:style>
-  <w:style w:customStyle="1" w:styleId="Heading4Char" w:type="character">
+  <w:style w:type="character" w:customStyle="1" w:styleId="Heading4Char">
     <w:name w:val="Heading 4 Char"/>
     <w:basedOn w:val="DefaultParagraphFont"/>
     <w:link w:val="Heading4"/>
@@ -1525,10 +4031,10 @@
       <w:rFonts w:cstheme="majorBidi"/>
       <w:i/>
       <w:iCs/>
-      <w:color w:themeColor="accent1" w:themeShade="BF" w:val="0F4761"/>
-    </w:rPr>
-  </w:style>
-  <w:style w:customStyle="1" w:styleId="Heading5Char" w:type="character">
+      <w:color w:val="0F4761" w:themeColor="accent1" w:themeShade="BF"/>
+    </w:rPr>
+  </w:style>
+  <w:style w:type="character" w:customStyle="1" w:styleId="Heading5Char">
     <w:name w:val="Heading 5 Char"/>
     <w:basedOn w:val="DefaultParagraphFont"/>
     <w:link w:val="Heading5"/>
@@ -1537,10 +4043,10 @@
     <w:rsid w:val="00A10FD9"/>
     <w:rPr>
       <w:rFonts w:cstheme="majorBidi"/>
-      <w:color w:themeColor="accent1" w:themeShade="BF" w:val="0F4761"/>
-    </w:rPr>
-  </w:style>
-  <w:style w:customStyle="1" w:styleId="Heading6Char" w:type="character">
+      <w:color w:val="0F4761" w:themeColor="accent1" w:themeShade="BF"/>
+    </w:rPr>
+  </w:style>
+  <w:style w:type="character" w:customStyle="1" w:styleId="Heading6Char">
     <w:name w:val="Heading 6 Char"/>
     <w:basedOn w:val="DefaultParagraphFont"/>
     <w:link w:val="Heading6"/>
@@ -1551,10 +4057,10 @@
       <w:rFonts w:cstheme="majorBidi"/>
       <w:i/>
       <w:iCs/>
-      <w:color w:themeColor="text1" w:themeTint="A6" w:val="595959"/>
-    </w:rPr>
-  </w:style>
-  <w:style w:customStyle="1" w:styleId="Heading7Char" w:type="character">
+      <w:color w:val="595959" w:themeColor="text1" w:themeTint="A6"/>
+    </w:rPr>
+  </w:style>
+  <w:style w:type="character" w:customStyle="1" w:styleId="Heading7Char">
     <w:name w:val="Heading 7 Char"/>
     <w:basedOn w:val="DefaultParagraphFont"/>
     <w:link w:val="Heading7"/>
@@ -1563,10 +4069,10 @@
     <w:rsid w:val="00A10FD9"/>
     <w:rPr>
       <w:rFonts w:cstheme="majorBidi"/>
-      <w:color w:themeColor="text1" w:themeTint="A6" w:val="595959"/>
-    </w:rPr>
-  </w:style>
-  <w:style w:customStyle="1" w:styleId="Heading8Char" w:type="character">
+      <w:color w:val="595959" w:themeColor="text1" w:themeTint="A6"/>
+    </w:rPr>
+  </w:style>
+  <w:style w:type="character" w:customStyle="1" w:styleId="Heading8Char">
     <w:name w:val="Heading 8 Char"/>
     <w:basedOn w:val="DefaultParagraphFont"/>
     <w:link w:val="Heading8"/>
@@ -1577,10 +4083,10 @@
       <w:rFonts w:cstheme="majorBidi"/>
       <w:i/>
       <w:iCs/>
-      <w:color w:themeColor="text1" w:themeTint="D8" w:val="272727"/>
-    </w:rPr>
-  </w:style>
-  <w:style w:customStyle="1" w:styleId="Heading9Char" w:type="character">
+      <w:color w:val="272727" w:themeColor="text1" w:themeTint="D8"/>
+    </w:rPr>
+  </w:style>
+  <w:style w:type="character" w:customStyle="1" w:styleId="Heading9Char">
     <w:name w:val="Heading 9 Char"/>
     <w:basedOn w:val="DefaultParagraphFont"/>
     <w:link w:val="Heading9"/>
@@ -1589,10 +4095,32 @@
     <w:rsid w:val="00A10FD9"/>
     <w:rPr>
       <w:rFonts w:cstheme="majorBidi"/>
-      <w:color w:themeColor="text1" w:themeTint="D8" w:val="272727"/>
-    </w:rPr>
-  </w:style>
-  <w:style w:styleId="FootnoteBlockText" w:type="paragraph">
+      <w:color w:val="272727" w:themeColor="text1" w:themeTint="D8"/>
+    </w:rPr>
+  </w:style>
+  <w:style w:type="paragraph" w:styleId="BlockText">
+    <w:name w:val="Block Text"/>
+    <w:basedOn w:val="Normal"/>
+    <w:next w:val="BodyText"/>
+    <w:qFormat/>
+    <w:pPr>
+      <w:spacing w:before="224" w:after="224" w:line="336" w:lineRule="exact"/>
+      <w:ind w:left="720" w:right="720"/>
+    </w:pPr>
+  </w:style>
+  <w:style w:type="paragraph" w:styleId="FootnoteText">
+    <w:name w:val="footnote text"/>
+    <w:basedOn w:val="Normal"/>
+    <w:qFormat/>
+    <w:pPr>
+      <w:spacing w:before="0" w:after="140" w:line="336" w:lineRule="exact"/>
+    </w:pPr>
+    <w:rPr>
+      <w:sz w:val="28"/>
+      <w:szCs w:val="28"/>
+    </w:rPr>
+  </w:style>
+  <w:style w:type="paragraph" w:styleId="FootnoteBlockText">
     <w:name w:val="Footnote Block Text"/>
     <w:basedOn w:val="FootnoteText"/>
     <w:next w:val="FootnoteText"/>
@@ -1600,38 +4128,29 @@
     <w:unhideWhenUsed/>
     <w:qFormat/>
     <w:pPr>
-      <w:spacing w:after="100" w:before="100"/>
+      <w:spacing w:before="100" w:after="100"/>
       <w:ind w:firstLine="0" w:left="480" w:right="480"/>
     </w:pPr>
   </w:style>
-  <w:style w:default="1" w:styleId="DefaultParagraphFont" w:type="character">
+  <w:style w:type="character" w:default="1" w:styleId="DefaultParagraphFont">
     <w:name w:val="Default Paragraph Font"/>
     <w:semiHidden/>
     <w:unhideWhenUsed/>
   </w:style>
-  <w:style w:default="1" w:styleId="Table" w:type="table">
+  <w:style w:type="table" w:default="1" w:styleId="Table">
     <w:name w:val="Table"/>
     <w:basedOn w:val="TableNormal"/>
-    <w:semiHidden/>
-    <w:unhideWhenUsed/>
     <w:qFormat/>
     <w:tblPr>
-      <w:tblInd w:type="dxa" w:w="0"/>
+      <w:tblInd w:w="0" w:type="dxa"/>
       <w:tblCellMar>
-        <w:top w:type="dxa" w:w="0"/>
-        <w:left w:type="dxa" w:w="108"/>
-        <w:bottom w:type="dxa" w:w="0"/>
-        <w:right w:type="dxa" w:w="108"/>
+        <w:top w:w="0" w:type="dxa"/>
+        <w:left w:w="108" w:type="dxa"/>
+        <w:bottom w:w="0" w:type="dxa"/>
+        <w:right w:w="108" w:type="dxa"/>
       </w:tblCellMar>
     </w:tblPr>
     <w:tblStylePr w:type="firstRow">
-      <w:tblPr>
-        <w:jc w:val="left"/>
-        <w:tblInd w:type="dxa" w:w="0"/>
-      </w:tblPr>
-      <w:trPr>
-        <w:jc w:val="left"/>
-      </w:trPr>
       <w:tcPr>
         <w:tcBorders>
           <w:bottom w:val="single"/>
@@ -1640,7 +4159,7 @@
       </w:tcPr>
     </w:tblStylePr>
   </w:style>
-  <w:style w:customStyle="1" w:styleId="DefinitionTerm" w:type="paragraph">
+  <w:style w:type="paragraph" w:customStyle="1" w:styleId="DefinitionTerm">
     <w:name w:val="Definition Term"/>
     <w:basedOn w:val="Normal"/>
     <w:next w:val="Definition"/>
@@ -1653,49 +4172,49 @@
       <w:b/>
     </w:rPr>
   </w:style>
-  <w:style w:customStyle="1" w:styleId="Definition" w:type="paragraph">
+  <w:style w:type="paragraph" w:customStyle="1" w:styleId="Definition">
     <w:name w:val="Definition"/>
     <w:basedOn w:val="Normal"/>
   </w:style>
-  <w:style w:styleId="Caption" w:type="paragraph">
+  <w:style w:type="paragraph" w:styleId="Caption">
     <w:name w:val="Caption"/>
     <w:basedOn w:val="Normal"/>
     <w:link w:val="BodyTextChar"/>
     <w:pPr>
-      <w:spacing w:after="120" w:before="0"/>
+      <w:spacing w:before="0" w:after="120"/>
     </w:pPr>
     <w:rPr>
       <w:i/>
     </w:rPr>
   </w:style>
-  <w:style w:customStyle="1" w:styleId="TableCaption" w:type="paragraph">
+  <w:style w:type="paragraph" w:customStyle="1" w:styleId="TableCaption">
     <w:name w:val="Table Caption"/>
     <w:basedOn w:val="Caption"/>
     <w:pPr>
       <w:keepNext/>
     </w:pPr>
   </w:style>
-  <w:style w:customStyle="1" w:styleId="ImageCaption" w:type="paragraph">
+  <w:style w:type="paragraph" w:customStyle="1" w:styleId="ImageCaption">
     <w:name w:val="Image Caption"/>
     <w:basedOn w:val="Caption"/>
   </w:style>
-  <w:style w:customStyle="1" w:styleId="Figure" w:type="paragraph">
+  <w:style w:type="paragraph" w:customStyle="1" w:styleId="Figure">
     <w:name w:val="Figure"/>
     <w:basedOn w:val="Normal"/>
   </w:style>
-  <w:style w:customStyle="1" w:styleId="CaptionedFigure" w:type="paragraph">
+  <w:style w:type="paragraph" w:customStyle="1" w:styleId="CaptionedFigure">
     <w:name w:val="Captioned Figure"/>
     <w:basedOn w:val="Figure"/>
     <w:pPr>
       <w:keepNext/>
     </w:pPr>
   </w:style>
-  <w:style w:customStyle="1" w:styleId="BodyTextChar" w:type="character">
+  <w:style w:type="character" w:customStyle="1" w:styleId="BodyTextChar">
     <w:name w:val="Body Text Char"/>
     <w:basedOn w:val="DefaultParagraphFont"/>
     <w:link w:val="BodyText"/>
   </w:style>
-  <w:style w:customStyle="1" w:styleId="VerbatimChar" w:type="character">
+  <w:style w:type="character" w:customStyle="1" w:styleId="VerbatimChar">
     <w:name w:val="Verbatim Char"/>
     <w:basedOn w:val="BodyTextChar"/>
     <w:rPr>
@@ -1703,25 +4222,23 @@
       <w:sz w:val="22"/>
     </w:rPr>
   </w:style>
-  <w:style w:customStyle="1" w:styleId="SectionNumber" w:type="character">
+  <w:style w:type="character" w:customStyle="1" w:styleId="SectionNumber">
     <w:name w:val="Section Number"/>
     <w:basedOn w:val="BodyTextChar"/>
   </w:style>
-  <w:style w:styleId="FootnoteReference" w:type="character">
-    <w:name w:val="Footnote Reference"/>
-    <w:basedOn w:val="BodyTextChar"/>
+  <w:style w:type="character" w:styleId="FootnoteReference">
+    <w:name w:val="footnote reference"/>
     <w:rPr>
       <w:vertAlign w:val="superscript"/>
     </w:rPr>
   </w:style>
-  <w:style w:styleId="Hyperlink" w:type="character">
+  <w:style w:type="character" w:styleId="Hyperlink">
     <w:name w:val="Hyperlink"/>
-    <w:basedOn w:val="BodyTextChar"/>
-    <w:rPr>
-      <w:color w:themeColor="accent1" w:val="4F81BD"/>
-    </w:rPr>
-  </w:style>
-  <w:style w:styleId="TOCHeading" w:type="paragraph">
+    <w:rPr>
+      <w:color w:val="000000"/>
+    </w:rPr>
+  </w:style>
+  <w:style w:type="paragraph" w:styleId="TOCHeading">
     <w:name w:val="TOC Heading"/>
     <w:basedOn w:val="Heading1"/>
     <w:next w:val="BodyText"/>
@@ -1736,205 +4253,11 @@
       <w:rFonts w:cstheme="majorBidi"/>
       <w:b w:val="0"/>
       <w:bCs w:val="0"/>
-      <w:color w:themeColor="accent1" w:themeShade="BF" w:val="365F91"/>
-    </w:rPr>
-  </w:style>
-  <w:style w:default="1" w:styleId="Normal" w:type="paragraph">
-    <w:name w:val="Normal"/>
-    <w:qFormat/>
-    <w:pPr>
-      <w:spacing w:after="0" w:before="0" w:line="336" w:lineRule="exact"/>
-      <w:ind w:firstLine="0" w:left="0"/>
-    </w:pPr>
-    <w:rPr>
-      <w:rFonts w:ascii="EB Garamond" w:cs="EB Garamond" w:eastAsia="EB Garamond" w:hAnsi="EB Garamond"/>
-      <w:sz w:val="28"/>
-      <w:szCs w:val="28"/>
-    </w:rPr>
-  </w:style>
-  <w:style w:styleId="BodyText" w:type="paragraph">
-    <w:name w:val="Body Text"/>
-    <w:basedOn w:val="Normal"/>
-    <w:link w:val="BodyTextChar"/>
-    <w:qFormat/>
-    <w:pPr>
-      <w:spacing w:after="0" w:before="0" w:line="672" w:lineRule="exact"/>
-      <w:ind w:firstLine="720"/>
-    </w:pPr>
-  </w:style>
-  <w:style w:customStyle="1" w:styleId="FirstParagraph" w:type="paragraph">
-    <w:name w:val="First Paragraph"/>
-    <w:basedOn w:val="BodyText"/>
-    <w:next w:val="BodyText"/>
-    <w:qFormat/>
-    <w:pPr>
-      <w:ind w:firstLine="0"/>
-    </w:pPr>
-  </w:style>
-  <w:style w:customStyle="1" w:styleId="Compact" w:type="paragraph">
-    <w:name w:val="Compact"/>
-    <w:basedOn w:val="BodyText"/>
-    <w:qFormat/>
-    <w:pPr>
-      <w:spacing w:after="0" w:before="0" w:line="672" w:lineRule="exact"/>
-      <w:ind w:firstLine="0"/>
-    </w:pPr>
-  </w:style>
-  <w:style w:styleId="BlockText" w:type="paragraph">
-    <w:name w:val="Block Text"/>
-    <w:basedOn w:val="Normal"/>
-    <w:next w:val="BodyText"/>
-    <w:uiPriority w:val="9"/>
-    <w:unhideWhenUsed/>
-    <w:qFormat/>
-    <w:pPr>
-      <w:spacing w:after="224" w:before="0" w:line="336" w:lineRule="exact"/>
-      <w:ind w:firstLine="0" w:left="720" w:right="720"/>
-    </w:pPr>
-  </w:style>
-  <w:style w:styleId="Heading1" w:type="paragraph">
-    <w:name w:val="heading 1"/>
-    <w:basedOn w:val="Normal"/>
-    <w:next w:val="BodyText"/>
-    <w:link w:val="Heading1Char"/>
-    <w:uiPriority w:val="9"/>
-    <w:qFormat/>
-    <w:pPr>
-      <w:keepNext/>
-      <w:keepLines/>
-      <w:spacing w:after="0" w:before="392" w:line="336" w:lineRule="exact"/>
-      <w:ind w:firstLine="0" w:left="0"/>
-      <w:jc w:val="center"/>
-      <w:outlineLvl w:val="0"/>
-    </w:pPr>
-    <w:rPr>
-      <w:rFonts w:ascii="EB Garamond" w:cs="EB Garamond" w:eastAsia="EB Garamond" w:hAnsi="EB Garamond"/>
-      <w:b/>
-      <w:bCs/>
-      <w:caps/>
-      <w:color w:val="000000"/>
-      <w:sz w:val="28"/>
-      <w:szCs w:val="28"/>
-    </w:rPr>
-  </w:style>
-  <w:style w:styleId="Heading2" w:type="paragraph">
-    <w:name w:val="heading 2"/>
-    <w:basedOn w:val="Normal"/>
-    <w:next w:val="BodyText"/>
-    <w:link w:val="Heading2Char"/>
-    <w:uiPriority w:val="9"/>
-    <w:unhideWhenUsed/>
-    <w:qFormat/>
-    <w:pPr>
-      <w:keepNext/>
-      <w:keepLines/>
-      <w:spacing w:after="0" w:before="308" w:line="336" w:lineRule="exact"/>
-      <w:ind w:hanging="567" w:left="567"/>
-      <w:jc w:val="left"/>
-      <w:outlineLvl w:val="1"/>
-    </w:pPr>
-    <w:rPr>
-      <w:rFonts w:ascii="EB Garamond" w:cs="EB Garamond" w:eastAsia="EB Garamond" w:hAnsi="EB Garamond"/>
-      <w:b/>
-      <w:bCs/>
-      <w:color w:val="000000"/>
-      <w:sz w:val="28"/>
-      <w:szCs w:val="28"/>
-    </w:rPr>
-  </w:style>
-  <w:style w:styleId="Heading3" w:type="paragraph">
-    <w:name w:val="heading 3"/>
-    <w:basedOn w:val="Normal"/>
-    <w:next w:val="BodyText"/>
-    <w:link w:val="Heading3Char"/>
-    <w:uiPriority w:val="9"/>
-    <w:unhideWhenUsed/>
-    <w:qFormat/>
-    <w:pPr>
-      <w:keepNext/>
-      <w:keepLines/>
-      <w:spacing w:after="0" w:before="308" w:line="336" w:lineRule="exact"/>
-      <w:ind w:hanging="567" w:left="567"/>
-      <w:jc w:val="left"/>
-      <w:outlineLvl w:val="2"/>
-    </w:pPr>
-    <w:rPr>
-      <w:rFonts w:ascii="EB Garamond" w:cs="EB Garamond" w:eastAsia="EB Garamond" w:hAnsi="EB Garamond"/>
-      <w:b/>
-      <w:bCs/>
-      <w:color w:val="000000"/>
-      <w:sz w:val="28"/>
-      <w:szCs w:val="28"/>
-    </w:rPr>
-  </w:style>
-  <w:style w:styleId="Heading4" w:type="paragraph">
-    <w:name w:val="heading 4"/>
-    <w:basedOn w:val="Normal"/>
-    <w:next w:val="BodyText"/>
-    <w:link w:val="Heading4Char"/>
-    <w:uiPriority w:val="9"/>
-    <w:unhideWhenUsed/>
-    <w:qFormat/>
-    <w:pPr>
-      <w:keepNext/>
-      <w:keepLines/>
-      <w:spacing w:after="0" w:before="308" w:line="336" w:lineRule="exact"/>
-      <w:ind w:hanging="567" w:left="567"/>
-      <w:jc w:val="left"/>
-      <w:outlineLvl w:val="3"/>
-    </w:pPr>
-    <w:rPr>
-      <w:rFonts w:ascii="EB Garamond" w:cs="EB Garamond" w:eastAsia="EB Garamond" w:hAnsi="EB Garamond"/>
-      <w:b/>
-      <w:bCs/>
-      <w:color w:val="000000"/>
-      <w:sz w:val="28"/>
-      <w:szCs w:val="28"/>
-    </w:rPr>
-  </w:style>
-  <w:style w:styleId="Heading5" w:type="paragraph">
-    <w:name w:val="heading 5"/>
-    <w:basedOn w:val="Normal"/>
-    <w:next w:val="BodyText"/>
-    <w:link w:val="Heading5Char"/>
-    <w:uiPriority w:val="9"/>
-    <w:unhideWhenUsed/>
-    <w:qFormat/>
-    <w:pPr>
-      <w:keepNext/>
-      <w:keepLines/>
-      <w:spacing w:after="0" w:before="308" w:line="336" w:lineRule="exact"/>
-      <w:ind w:hanging="567" w:left="567"/>
-      <w:jc w:val="left"/>
-      <w:outlineLvl w:val="4"/>
-    </w:pPr>
-    <w:rPr>
-      <w:rFonts w:ascii="EB Garamond" w:cs="EB Garamond" w:eastAsia="EB Garamond" w:hAnsi="EB Garamond"/>
-      <w:b/>
-      <w:bCs/>
-      <w:color w:val="000000"/>
-      <w:sz w:val="28"/>
-      <w:szCs w:val="28"/>
-    </w:rPr>
-  </w:style>
-  <w:style w:styleId="FootnoteText" w:type="paragraph">
-    <w:name w:val="footnote text"/>
-    <w:basedOn w:val="Normal"/>
-    <w:link w:val="FootnoteTextChar"/>
-    <w:uiPriority w:val="9"/>
-    <w:unhideWhenUsed/>
-    <w:pPr>
-      <w:spacing w:after="100" w:before="0" w:line="336" w:lineRule="exact"/>
-      <w:ind w:firstLine="0" w:left="0"/>
-    </w:pPr>
-    <w:rPr>
-      <w:rFonts w:ascii="EB Garamond" w:cs="EB Garamond" w:eastAsia="EB Garamond" w:hAnsi="EB Garamond"/>
-      <w:sz w:val="28"/>
-      <w:szCs w:val="28"/>
-    </w:rPr>
-  </w:style>
-  <w:style w:customStyle="1" w:styleId="BodyKeep" w:type="paragraph">
-    <w:name w:val="Body Keep With Next"/>
+      <w:color w:val="365F91" w:themeColor="accent1" w:themeShade="BF"/>
+    </w:rPr>
+  </w:style>
+  <w:style w:type="paragraph" w:customStyle="1" w:styleId="BodyKeep">
+    <w:name w:val="Body Keep"/>
     <w:basedOn w:val="BodyText"/>
     <w:qFormat/>
     <w:pPr>
@@ -1942,8 +4265,8 @@
       <w:keepLines/>
     </w:pPr>
   </w:style>
-  <w:style w:customStyle="1" w:styleId="BodyKeepFirst" w:type="paragraph">
-    <w:name w:val="Body Keep With Next First"/>
+  <w:style w:type="paragraph" w:customStyle="1" w:styleId="FirstKeep">
+    <w:name w:val="First Keep"/>
     <w:basedOn w:val="FirstParagraph"/>
     <w:qFormat/>
     <w:pPr>
@@ -1951,21 +4274,14 @@
       <w:keepLines/>
     </w:pPr>
   </w:style>
-  <w:style w:styleId="Footer" w:type="paragraph">
-    <w:name w:val="footer"/>
+  <w:style w:type="paragraph" w:customStyle="1" w:styleId="ListItem">
+    <w:name w:val="List Item"/>
     <w:basedOn w:val="Normal"/>
-    <w:uiPriority w:val="99"/>
-    <w:unhideWhenUsed/>
+    <w:qFormat/>
     <w:pPr>
-      <w:spacing w:after="0" w:before="0" w:line="336" w:lineRule="exact"/>
-      <w:ind w:firstLine="0"/>
-      <w:jc w:val="center"/>
+      <w:spacing w:before="0" w:after="0" w:line="672" w:lineRule="exact"/>
+      <w:ind w:left="720" w:hanging="720"/>
     </w:pPr>
-    <w:rPr>
-      <w:rFonts w:ascii="EB Garamond" w:cs="EB Garamond" w:eastAsia="EB Garamond" w:hAnsi="EB Garamond"/>
-      <w:sz w:val="28"/>
-      <w:szCs w:val="28"/>
-    </w:rPr>
   </w:style>
   <w:style w:type="paragraph" w:customStyle="1" w:styleId="SourceCode">
     <w:name w:val="Source Code"/>
